--- a/lessons/7-4/downloads/reveal/teacher/7.4-homework-packet.docx
+++ b/lessons/7-4/downloads/reveal/teacher/7.4-homework-packet.docx
@@ -15,10 +15,28 @@
         <w:rPr>
           <w:rFonts w:ascii="Avenir Next" w:hAnsi="Avenir Next" w:cs="Avenir Next" w:eastAsia="Avenir Next"/>
           <w:color w:val="1A1A1A"/>
+          <w:sz w:val="22"/>
+          <w:szCs w:val="20"/>
+        </w:rPr>
+        <w:t xml:space="preserve">Name</w:t>
+      </w:r>
+      <w:r>
+        <w:rPr>
+          <w:rFonts w:ascii="Avenir Next" w:hAnsi="Avenir Next" w:cs="Avenir Next" w:eastAsia="Avenir Next"/>
+          <w:color w:val="1A1A1A"/>
           <w:sz w:val="20"/>
           <w:szCs w:val="20"/>
         </w:rPr>
-        <w:t xml:space="preserve">Name</w:t>
+        <w:tab/>
+      </w:r>
+      <w:r>
+        <w:rPr>
+          <w:rFonts w:ascii="Avenir Next" w:hAnsi="Avenir Next" w:cs="Avenir Next" w:eastAsia="Avenir Next"/>
+          <w:color w:val="1A1A1A"/>
+          <w:sz w:val="22"/>
+          <w:szCs w:val="20"/>
+        </w:rPr>
+        <w:t xml:space="preserve">   Date</w:t>
       </w:r>
       <w:r>
         <w:rPr>
@@ -33,25 +51,7 @@
         <w:rPr>
           <w:rFonts w:ascii="Avenir Next" w:hAnsi="Avenir Next" w:cs="Avenir Next" w:eastAsia="Avenir Next"/>
           <w:color w:val="1A1A1A"/>
-          <w:sz w:val="20"/>
-          <w:szCs w:val="20"/>
-        </w:rPr>
-        <w:t xml:space="preserve">   Date</w:t>
-      </w:r>
-      <w:r>
-        <w:rPr>
-          <w:rFonts w:ascii="Avenir Next" w:hAnsi="Avenir Next" w:cs="Avenir Next" w:eastAsia="Avenir Next"/>
-          <w:color w:val="1A1A1A"/>
-          <w:sz w:val="20"/>
-          <w:szCs w:val="20"/>
-        </w:rPr>
-        <w:tab/>
-      </w:r>
-      <w:r>
-        <w:rPr>
-          <w:rFonts w:ascii="Avenir Next" w:hAnsi="Avenir Next" w:cs="Avenir Next" w:eastAsia="Avenir Next"/>
-          <w:color w:val="1A1A1A"/>
-          <w:sz w:val="20"/>
+          <w:sz w:val="22"/>
           <w:szCs w:val="20"/>
         </w:rPr>
         <w:t xml:space="preserve">   Period</w:t>
@@ -78,7 +78,7 @@
           <w:caps/>
           <w:color w:val="003A70"/>
           <w:spacing w:val="12"/>
-          <w:sz w:val="19"/>
+          <w:sz w:val="22"/>
           <w:szCs w:val="19"/>
         </w:rPr>
         <w:t xml:space="preserve">Lesson 7-4  ·  Homework Packet  ·  Sheet 1 of 2</w:t>
@@ -86,6 +86,7 @@
     </w:p>
     <w:p>
       <w:pPr>
+        <w:pStyle w:val="Heading1"/>
         <w:keepNext/>
         <w:spacing w:before="0" w:after="0" w:line="240" w:lineRule="auto"/>
       </w:pPr>
@@ -111,7 +112,7 @@
         <w:rPr>
           <w:rFonts w:ascii="Avenir Next" w:hAnsi="Avenir Next" w:cs="Avenir Next" w:eastAsia="Avenir Next"/>
           <w:color w:val="5A5F66"/>
-          <w:sz w:val="17"/>
+          <w:sz w:val="22"/>
           <w:szCs w:val="17"/>
         </w:rPr>
         <w:t xml:space="preserve">Maryland Standard 6.NS.C.7a   ·   Learning target — I can compare two rational numbers using their positions on a number line.</w:t>
@@ -158,6 +159,7 @@
           </w:tcPr>
           <w:p>
             <w:pPr>
+              <w:pStyle w:val="Heading2"/>
               <w:spacing w:before="0" w:after="0" w:line="240" w:lineRule="auto"/>
             </w:pPr>
             <w:r>
@@ -185,63 +187,63 @@
                 <w:rFonts w:ascii="Avenir Next" w:hAnsi="Avenir Next" w:cs="Avenir Next" w:eastAsia="Avenir Next"/>
                 <w:b/>
                 <w:color w:val="003A70"/>
+                <w:sz w:val="22"/>
+                <w:szCs w:val="18"/>
+              </w:rPr>
+              <w:t xml:space="preserve">•</w:t>
+            </w:r>
+            <w:r>
+              <w:rPr>
+                <w:rFonts w:ascii="Avenir Next" w:hAnsi="Avenir Next" w:cs="Avenir Next" w:eastAsia="Avenir Next"/>
+                <w:color w:val="1A1A1A"/>
                 <w:sz w:val="18"/>
                 <w:szCs w:val="18"/>
               </w:rPr>
-              <w:t xml:space="preserve">•</w:t>
-            </w:r>
-            <w:r>
-              <w:rPr>
-                <w:rFonts w:ascii="Avenir Next" w:hAnsi="Avenir Next" w:cs="Avenir Next" w:eastAsia="Avenir Next"/>
-                <w:color w:val="1A1A1A"/>
-                <w:sz w:val="18"/>
+              <w:tab/>
+            </w:r>
+            <w:r>
+              <w:rPr>
+                <w:rFonts w:ascii="Avenir Next" w:hAnsi="Avenir Next" w:cs="Avenir Next" w:eastAsia="Avenir Next"/>
+                <w:color w:val="1A1A1A"/>
+                <w:sz w:val="22"/>
                 <w:szCs w:val="18"/>
               </w:rPr>
-              <w:tab/>
-            </w:r>
-            <w:r>
-              <w:rPr>
-                <w:rFonts w:ascii="Avenir Next" w:hAnsi="Avenir Next" w:cs="Avenir Next" w:eastAsia="Avenir Next"/>
-                <w:color w:val="1A1A1A"/>
-                <w:sz w:val="18"/>
+              <w:t xml:space="preserve">Numbers get </w:t>
+            </w:r>
+            <w:r>
+              <w:rPr>
+                <w:rFonts w:ascii="Avenir Next" w:hAnsi="Avenir Next" w:cs="Avenir Next" w:eastAsia="Avenir Next"/>
+                <w:b/>
+                <w:color w:val="1A1A1A"/>
+                <w:sz w:val="22"/>
                 <w:szCs w:val="18"/>
               </w:rPr>
-              <w:t xml:space="preserve">Numbers get </w:t>
-            </w:r>
-            <w:r>
-              <w:rPr>
-                <w:rFonts w:ascii="Avenir Next" w:hAnsi="Avenir Next" w:cs="Avenir Next" w:eastAsia="Avenir Next"/>
-                <w:b/>
-                <w:color w:val="1A1A1A"/>
-                <w:sz w:val="18"/>
+              <w:t xml:space="preserve">greater to the right</w:t>
+            </w:r>
+            <w:r>
+              <w:rPr>
+                <w:rFonts w:ascii="Avenir Next" w:hAnsi="Avenir Next" w:cs="Avenir Next" w:eastAsia="Avenir Next"/>
+                <w:color w:val="1A1A1A"/>
+                <w:sz w:val="22"/>
                 <w:szCs w:val="18"/>
               </w:rPr>
-              <w:t xml:space="preserve">greater to the right</w:t>
-            </w:r>
-            <w:r>
-              <w:rPr>
-                <w:rFonts w:ascii="Avenir Next" w:hAnsi="Avenir Next" w:cs="Avenir Next" w:eastAsia="Avenir Next"/>
-                <w:color w:val="1A1A1A"/>
-                <w:sz w:val="18"/>
+              <w:t xml:space="preserve"> and </w:t>
+            </w:r>
+            <w:r>
+              <w:rPr>
+                <w:rFonts w:ascii="Avenir Next" w:hAnsi="Avenir Next" w:cs="Avenir Next" w:eastAsia="Avenir Next"/>
+                <w:b/>
+                <w:color w:val="1A1A1A"/>
+                <w:sz w:val="22"/>
                 <w:szCs w:val="18"/>
               </w:rPr>
-              <w:t xml:space="preserve"> and </w:t>
-            </w:r>
-            <w:r>
-              <w:rPr>
-                <w:rFonts w:ascii="Avenir Next" w:hAnsi="Avenir Next" w:cs="Avenir Next" w:eastAsia="Avenir Next"/>
-                <w:b/>
-                <w:color w:val="1A1A1A"/>
-                <w:sz w:val="18"/>
-                <w:szCs w:val="18"/>
-              </w:rPr>
               <w:t xml:space="preserve">less to the left</w:t>
             </w:r>
             <w:r>
               <w:rPr>
                 <w:rFonts w:ascii="Avenir Next" w:hAnsi="Avenir Next" w:cs="Avenir Next" w:eastAsia="Avenir Next"/>
                 <w:color w:val="1A1A1A"/>
-                <w:sz w:val="18"/>
+                <w:sz w:val="22"/>
                 <w:szCs w:val="18"/>
               </w:rPr>
               <w:t xml:space="preserve">.</w:t>
@@ -260,25 +262,25 @@
                 <w:rFonts w:ascii="Avenir Next" w:hAnsi="Avenir Next" w:cs="Avenir Next" w:eastAsia="Avenir Next"/>
                 <w:b/>
                 <w:color w:val="003A70"/>
+                <w:sz w:val="22"/>
+                <w:szCs w:val="18"/>
+              </w:rPr>
+              <w:t xml:space="preserve">•</w:t>
+            </w:r>
+            <w:r>
+              <w:rPr>
+                <w:rFonts w:ascii="Avenir Next" w:hAnsi="Avenir Next" w:cs="Avenir Next" w:eastAsia="Avenir Next"/>
+                <w:color w:val="1A1A1A"/>
                 <w:sz w:val="18"/>
                 <w:szCs w:val="18"/>
               </w:rPr>
-              <w:t xml:space="preserve">•</w:t>
-            </w:r>
-            <w:r>
-              <w:rPr>
-                <w:rFonts w:ascii="Avenir Next" w:hAnsi="Avenir Next" w:cs="Avenir Next" w:eastAsia="Avenir Next"/>
-                <w:color w:val="1A1A1A"/>
-                <w:sz w:val="18"/>
-                <w:szCs w:val="18"/>
-              </w:rPr>
               <w:tab/>
             </w:r>
             <w:r>
               <w:rPr>
                 <w:rFonts w:ascii="Avenir Next" w:hAnsi="Avenir Next" w:cs="Avenir Next" w:eastAsia="Avenir Next"/>
                 <w:color w:val="1A1A1A"/>
-                <w:sz w:val="18"/>
+                <w:sz w:val="22"/>
                 <w:szCs w:val="18"/>
               </w:rPr>
               <w:t xml:space="preserve">Any positive number is greater than any negative number.</w:t>
@@ -297,63 +299,63 @@
                 <w:rFonts w:ascii="Avenir Next" w:hAnsi="Avenir Next" w:cs="Avenir Next" w:eastAsia="Avenir Next"/>
                 <w:b/>
                 <w:color w:val="003A70"/>
+                <w:sz w:val="22"/>
+                <w:szCs w:val="18"/>
+              </w:rPr>
+              <w:t xml:space="preserve">•</w:t>
+            </w:r>
+            <w:r>
+              <w:rPr>
+                <w:rFonts w:ascii="Avenir Next" w:hAnsi="Avenir Next" w:cs="Avenir Next" w:eastAsia="Avenir Next"/>
+                <w:color w:val="1A1A1A"/>
                 <w:sz w:val="18"/>
                 <w:szCs w:val="18"/>
               </w:rPr>
-              <w:t xml:space="preserve">•</w:t>
-            </w:r>
-            <w:r>
-              <w:rPr>
-                <w:rFonts w:ascii="Avenir Next" w:hAnsi="Avenir Next" w:cs="Avenir Next" w:eastAsia="Avenir Next"/>
-                <w:color w:val="1A1A1A"/>
-                <w:sz w:val="18"/>
+              <w:tab/>
+            </w:r>
+            <w:r>
+              <w:rPr>
+                <w:rFonts w:ascii="Avenir Next" w:hAnsi="Avenir Next" w:cs="Avenir Next" w:eastAsia="Avenir Next"/>
+                <w:color w:val="1A1A1A"/>
+                <w:sz w:val="22"/>
                 <w:szCs w:val="18"/>
               </w:rPr>
-              <w:tab/>
-            </w:r>
-            <w:r>
-              <w:rPr>
-                <w:rFonts w:ascii="Avenir Next" w:hAnsi="Avenir Next" w:cs="Avenir Next" w:eastAsia="Avenir Next"/>
-                <w:color w:val="1A1A1A"/>
-                <w:sz w:val="18"/>
+              <w:t xml:space="preserve">−2 &gt; −8 because −2 is farther right. </w:t>
+            </w:r>
+            <w:r>
+              <w:rPr>
+                <w:rFonts w:ascii="Avenir Next" w:hAnsi="Avenir Next" w:cs="Avenir Next" w:eastAsia="Avenir Next"/>
+                <w:b/>
+                <w:color w:val="1A1A1A"/>
+                <w:sz w:val="22"/>
                 <w:szCs w:val="18"/>
               </w:rPr>
-              <w:t xml:space="preserve">−2 &gt; −8 because −2 is farther right. </w:t>
-            </w:r>
-            <w:r>
-              <w:rPr>
-                <w:rFonts w:ascii="Avenir Next" w:hAnsi="Avenir Next" w:cs="Avenir Next" w:eastAsia="Avenir Next"/>
-                <w:b/>
-                <w:color w:val="1A1A1A"/>
-                <w:sz w:val="18"/>
+              <w:t xml:space="preserve">&lt;</w:t>
+            </w:r>
+            <w:r>
+              <w:rPr>
+                <w:rFonts w:ascii="Avenir Next" w:hAnsi="Avenir Next" w:cs="Avenir Next" w:eastAsia="Avenir Next"/>
+                <w:color w:val="1A1A1A"/>
+                <w:sz w:val="22"/>
                 <w:szCs w:val="18"/>
               </w:rPr>
-              <w:t xml:space="preserve">&lt;</w:t>
-            </w:r>
-            <w:r>
-              <w:rPr>
-                <w:rFonts w:ascii="Avenir Next" w:hAnsi="Avenir Next" w:cs="Avenir Next" w:eastAsia="Avenir Next"/>
-                <w:color w:val="1A1A1A"/>
-                <w:sz w:val="18"/>
+              <w:t xml:space="preserve"> means is less than; </w:t>
+            </w:r>
+            <w:r>
+              <w:rPr>
+                <w:rFonts w:ascii="Avenir Next" w:hAnsi="Avenir Next" w:cs="Avenir Next" w:eastAsia="Avenir Next"/>
+                <w:b/>
+                <w:color w:val="1A1A1A"/>
+                <w:sz w:val="22"/>
                 <w:szCs w:val="18"/>
               </w:rPr>
-              <w:t xml:space="preserve"> means is less than; </w:t>
-            </w:r>
-            <w:r>
-              <w:rPr>
-                <w:rFonts w:ascii="Avenir Next" w:hAnsi="Avenir Next" w:cs="Avenir Next" w:eastAsia="Avenir Next"/>
-                <w:b/>
-                <w:color w:val="1A1A1A"/>
-                <w:sz w:val="18"/>
-                <w:szCs w:val="18"/>
-              </w:rPr>
               <w:t xml:space="preserve">&gt;</w:t>
             </w:r>
             <w:r>
               <w:rPr>
                 <w:rFonts w:ascii="Avenir Next" w:hAnsi="Avenir Next" w:cs="Avenir Next" w:eastAsia="Avenir Next"/>
                 <w:color w:val="1A1A1A"/>
-                <w:sz w:val="18"/>
+                <w:sz w:val="22"/>
                 <w:szCs w:val="18"/>
               </w:rPr>
               <w:t xml:space="preserve"> means is greater than.</w:t>
@@ -368,6 +370,7 @@
           </w:tcPr>
           <w:p>
             <w:pPr>
+              <w:pStyle w:val="Heading2"/>
               <w:spacing w:before="0" w:after="0" w:line="240" w:lineRule="auto"/>
             </w:pPr>
             <w:r>
@@ -390,7 +393,7 @@
               <w:rPr>
                 <w:rFonts w:ascii="Avenir Next" w:hAnsi="Avenir Next" w:cs="Avenir Next" w:eastAsia="Avenir Next"/>
                 <w:color w:val="1A1A1A"/>
-                <w:sz w:val="17"/>
+                <w:sz w:val="22"/>
                 <w:szCs w:val="17"/>
               </w:rPr>
               <w:t xml:space="preserve">Compare −3.5 and −1.5. Use &lt; or &gt;.</w:t>
@@ -409,25 +412,25 @@
                 <w:rFonts w:ascii="Avenir Next" w:hAnsi="Avenir Next" w:cs="Avenir Next" w:eastAsia="Avenir Next"/>
                 <w:b/>
                 <w:color w:val="003A70"/>
+                <w:sz w:val="22"/>
+                <w:szCs w:val="17"/>
+              </w:rPr>
+              <w:t xml:space="preserve">Step 1</w:t>
+            </w:r>
+            <w:r>
+              <w:rPr>
+                <w:rFonts w:ascii="Avenir Next" w:hAnsi="Avenir Next" w:cs="Avenir Next" w:eastAsia="Avenir Next"/>
+                <w:color w:val="1A1A1A"/>
                 <w:sz w:val="17"/>
                 <w:szCs w:val="17"/>
               </w:rPr>
-              <w:t xml:space="preserve">Step 1</w:t>
-            </w:r>
-            <w:r>
-              <w:rPr>
-                <w:rFonts w:ascii="Avenir Next" w:hAnsi="Avenir Next" w:cs="Avenir Next" w:eastAsia="Avenir Next"/>
-                <w:color w:val="1A1A1A"/>
-                <w:sz w:val="17"/>
-                <w:szCs w:val="17"/>
-              </w:rPr>
               <w:tab/>
             </w:r>
             <w:r>
               <w:rPr>
                 <w:rFonts w:ascii="Avenir Next" w:hAnsi="Avenir Next" w:cs="Avenir Next" w:eastAsia="Avenir Next"/>
                 <w:color w:val="1A1A1A"/>
-                <w:sz w:val="17"/>
+                <w:sz w:val="22"/>
                 <w:szCs w:val="17"/>
               </w:rPr>
               <w:t xml:space="preserve">−1.5 is to the right of −3.5 on the number line.</w:t>
@@ -446,25 +449,25 @@
                 <w:rFonts w:ascii="Avenir Next" w:hAnsi="Avenir Next" w:cs="Avenir Next" w:eastAsia="Avenir Next"/>
                 <w:b/>
                 <w:color w:val="003A70"/>
+                <w:sz w:val="22"/>
+                <w:szCs w:val="17"/>
+              </w:rPr>
+              <w:t xml:space="preserve">Step 2</w:t>
+            </w:r>
+            <w:r>
+              <w:rPr>
+                <w:rFonts w:ascii="Avenir Next" w:hAnsi="Avenir Next" w:cs="Avenir Next" w:eastAsia="Avenir Next"/>
+                <w:color w:val="1A1A1A"/>
                 <w:sz w:val="17"/>
                 <w:szCs w:val="17"/>
               </w:rPr>
-              <w:t xml:space="preserve">Step 2</w:t>
-            </w:r>
-            <w:r>
-              <w:rPr>
-                <w:rFonts w:ascii="Avenir Next" w:hAnsi="Avenir Next" w:cs="Avenir Next" w:eastAsia="Avenir Next"/>
-                <w:color w:val="1A1A1A"/>
-                <w:sz w:val="17"/>
-                <w:szCs w:val="17"/>
-              </w:rPr>
               <w:tab/>
             </w:r>
             <w:r>
               <w:rPr>
                 <w:rFonts w:ascii="Avenir Next" w:hAnsi="Avenir Next" w:cs="Avenir Next" w:eastAsia="Avenir Next"/>
                 <w:color w:val="1A1A1A"/>
-                <w:sz w:val="17"/>
+                <w:sz w:val="22"/>
                 <w:szCs w:val="17"/>
               </w:rPr>
               <w:t xml:space="preserve">Right means greater.</w:t>
@@ -483,18 +486,18 @@
                 <w:rFonts w:ascii="Avenir Next" w:hAnsi="Avenir Next" w:cs="Avenir Next" w:eastAsia="Avenir Next"/>
                 <w:b/>
                 <w:color w:val="1A1A1A"/>
+                <w:sz w:val="22"/>
+                <w:szCs w:val="17"/>
+              </w:rPr>
+              <w:t xml:space="preserve">Answer</w:t>
+            </w:r>
+            <w:r>
+              <w:rPr>
+                <w:rFonts w:ascii="Avenir Next" w:hAnsi="Avenir Next" w:cs="Avenir Next" w:eastAsia="Avenir Next"/>
+                <w:color w:val="1A1A1A"/>
                 <w:sz w:val="17"/>
                 <w:szCs w:val="17"/>
               </w:rPr>
-              <w:t xml:space="preserve">Answer</w:t>
-            </w:r>
-            <w:r>
-              <w:rPr>
-                <w:rFonts w:ascii="Avenir Next" w:hAnsi="Avenir Next" w:cs="Avenir Next" w:eastAsia="Avenir Next"/>
-                <w:color w:val="1A1A1A"/>
-                <w:sz w:val="17"/>
-                <w:szCs w:val="17"/>
-              </w:rPr>
               <w:tab/>
             </w:r>
             <w:r>
@@ -502,7 +505,7 @@
                 <w:rFonts w:ascii="Avenir Next" w:hAnsi="Avenir Next" w:cs="Avenir Next" w:eastAsia="Avenir Next"/>
                 <w:b/>
                 <w:color w:val="1A1A1A"/>
-                <w:sz w:val="17"/>
+                <w:sz w:val="22"/>
                 <w:szCs w:val="17"/>
               </w:rPr>
               <w:t xml:space="preserve">−1.5 &gt; −3.5</w:t>
@@ -513,6 +516,7 @@
     </w:tbl>
     <w:p>
       <w:pPr>
+        <w:pStyle w:val="Heading2"/>
         <w:keepNext/>
         <w:pBdr>
           <w:bottom w:val="single" w:sz="8" w:space="3" w:color="003A70"/>
@@ -528,7 +532,7 @@
           <w:b/>
           <w:color w:val="003A70"/>
           <w:spacing w:val="14"/>
-          <w:sz w:val="19"/>
+          <w:sz w:val="22"/>
           <w:szCs w:val="19"/>
         </w:rPr>
         <w:t xml:space="preserve">PRACTICE</w:t>
@@ -547,7 +551,7 @@
           <w:rFonts w:ascii="Avenir Next" w:hAnsi="Avenir Next" w:cs="Avenir Next" w:eastAsia="Avenir Next"/>
           <w:i/>
           <w:color w:val="5A5F66"/>
-          <w:sz w:val="17"/>
+          <w:sz w:val="22"/>
           <w:szCs w:val="17"/>
         </w:rPr>
         <w:t xml:space="preserve">show your work · label units</w:t>
@@ -567,25 +571,25 @@
           <w:rFonts w:ascii="Avenir Next" w:hAnsi="Avenir Next" w:cs="Avenir Next" w:eastAsia="Avenir Next"/>
           <w:b/>
           <w:color w:val="1A1A1A"/>
+          <w:sz w:val="22"/>
+          <w:szCs w:val="20"/>
+        </w:rPr>
+        <w:t xml:space="preserve">1.</w:t>
+      </w:r>
+      <w:r>
+        <w:rPr>
+          <w:rFonts w:ascii="Avenir Next" w:hAnsi="Avenir Next" w:cs="Avenir Next" w:eastAsia="Avenir Next"/>
+          <w:color w:val="1A1A1A"/>
           <w:sz w:val="20"/>
           <w:szCs w:val="20"/>
         </w:rPr>
-        <w:t xml:space="preserve">1.</w:t>
-      </w:r>
-      <w:r>
-        <w:rPr>
-          <w:rFonts w:ascii="Avenir Next" w:hAnsi="Avenir Next" w:cs="Avenir Next" w:eastAsia="Avenir Next"/>
-          <w:color w:val="1A1A1A"/>
-          <w:sz w:val="20"/>
-          <w:szCs w:val="20"/>
-        </w:rPr>
         <w:tab/>
       </w:r>
       <w:r>
         <w:rPr>
           <w:rFonts w:ascii="Avenir Next" w:hAnsi="Avenir Next" w:cs="Avenir Next" w:eastAsia="Avenir Next"/>
           <w:color w:val="1A1A1A"/>
-          <w:sz w:val="20"/>
+          <w:sz w:val="22"/>
           <w:szCs w:val="20"/>
         </w:rPr>
         <w:t xml:space="preserve">Use the number line. Write &lt; or &gt; in each blank.</w:t>
@@ -604,7 +608,7 @@
         <w:drawing>
           <wp:inline distT="0" distB="0" distL="0" distR="0">
             <wp:extent cx="4572000" cy="731520"/>
-            <wp:docPr id="1" name="Figure 1"/>
+            <wp:docPr id="1" name="Figure 1" descr="Number line from -6 to 6, ticks every 0.5. Points: x: -4.5; label: J, x: -1; label: K, x: 3; label: L."/>
             <a:graphic xmlns:a="http://schemas.openxmlformats.org/drawingml/2006/main">
               <a:graphicData uri="http://schemas.openxmlformats.org/drawingml/2006/picture">
                 <pic:pic xmlns:pic="http://schemas.openxmlformats.org/drawingml/2006/picture">
@@ -684,10 +688,28 @@
                 <w:rFonts w:ascii="Avenir Next" w:hAnsi="Avenir Next" w:cs="Avenir Next" w:eastAsia="Avenir Next"/>
                 <w:b/>
                 <w:color w:val="003A70"/>
+                <w:sz w:val="22"/>
+                <w:szCs w:val="20"/>
+              </w:rPr>
+              <w:t xml:space="preserve">a.</w:t>
+            </w:r>
+            <w:r>
+              <w:rPr>
+                <w:rFonts w:ascii="Avenir Next" w:hAnsi="Avenir Next" w:cs="Avenir Next" w:eastAsia="Avenir Next"/>
+                <w:color w:val="1A1A1A"/>
                 <w:sz w:val="20"/>
                 <w:szCs w:val="20"/>
               </w:rPr>
-              <w:t xml:space="preserve">a.</w:t>
+              <w:tab/>
+            </w:r>
+            <w:r>
+              <w:rPr>
+                <w:rFonts w:ascii="Avenir Next" w:hAnsi="Avenir Next" w:cs="Avenir Next" w:eastAsia="Avenir Next"/>
+                <w:color w:val="1A1A1A"/>
+                <w:sz w:val="22"/>
+                <w:szCs w:val="20"/>
+              </w:rPr>
+              <w:t xml:space="preserve">J  </w:t>
             </w:r>
             <w:r>
               <w:rPr>
@@ -695,24 +717,6 @@
                 <w:color w:val="1A1A1A"/>
                 <w:sz w:val="20"/>
                 <w:szCs w:val="20"/>
-              </w:rPr>
-              <w:tab/>
-            </w:r>
-            <w:r>
-              <w:rPr>
-                <w:rFonts w:ascii="Avenir Next" w:hAnsi="Avenir Next" w:cs="Avenir Next" w:eastAsia="Avenir Next"/>
-                <w:color w:val="1A1A1A"/>
-                <w:sz w:val="20"/>
-                <w:szCs w:val="20"/>
-              </w:rPr>
-              <w:t xml:space="preserve">J  </w:t>
-            </w:r>
-            <w:r>
-              <w:rPr>
-                <w:rFonts w:ascii="Avenir Next" w:hAnsi="Avenir Next" w:cs="Avenir Next" w:eastAsia="Avenir Next"/>
-                <w:color w:val="1A1A1A"/>
-                <w:sz w:val="20"/>
-                <w:szCs w:val="20"/>
                 <w:u w:val="single"/>
               </w:rPr>
               <w:t xml:space="preserve">      </w:t>
@@ -721,7 +725,7 @@
               <w:rPr>
                 <w:rFonts w:ascii="Avenir Next" w:hAnsi="Avenir Next" w:cs="Avenir Next" w:eastAsia="Avenir Next"/>
                 <w:color w:val="1A1A1A"/>
-                <w:sz w:val="20"/>
+                <w:sz w:val="22"/>
                 <w:szCs w:val="20"/>
               </w:rPr>
               <w:t xml:space="preserve">  K</w:t>
@@ -746,10 +750,28 @@
                 <w:rFonts w:ascii="Avenir Next" w:hAnsi="Avenir Next" w:cs="Avenir Next" w:eastAsia="Avenir Next"/>
                 <w:b/>
                 <w:color w:val="003A70"/>
+                <w:sz w:val="22"/>
+                <w:szCs w:val="20"/>
+              </w:rPr>
+              <w:t xml:space="preserve">b.</w:t>
+            </w:r>
+            <w:r>
+              <w:rPr>
+                <w:rFonts w:ascii="Avenir Next" w:hAnsi="Avenir Next" w:cs="Avenir Next" w:eastAsia="Avenir Next"/>
+                <w:color w:val="1A1A1A"/>
                 <w:sz w:val="20"/>
                 <w:szCs w:val="20"/>
               </w:rPr>
-              <w:t xml:space="preserve">b.</w:t>
+              <w:tab/>
+            </w:r>
+            <w:r>
+              <w:rPr>
+                <w:rFonts w:ascii="Avenir Next" w:hAnsi="Avenir Next" w:cs="Avenir Next" w:eastAsia="Avenir Next"/>
+                <w:color w:val="1A1A1A"/>
+                <w:sz w:val="22"/>
+                <w:szCs w:val="20"/>
+              </w:rPr>
+              <w:t xml:space="preserve">L  </w:t>
             </w:r>
             <w:r>
               <w:rPr>
@@ -757,24 +779,6 @@
                 <w:color w:val="1A1A1A"/>
                 <w:sz w:val="20"/>
                 <w:szCs w:val="20"/>
-              </w:rPr>
-              <w:tab/>
-            </w:r>
-            <w:r>
-              <w:rPr>
-                <w:rFonts w:ascii="Avenir Next" w:hAnsi="Avenir Next" w:cs="Avenir Next" w:eastAsia="Avenir Next"/>
-                <w:color w:val="1A1A1A"/>
-                <w:sz w:val="20"/>
-                <w:szCs w:val="20"/>
-              </w:rPr>
-              <w:t xml:space="preserve">L  </w:t>
-            </w:r>
-            <w:r>
-              <w:rPr>
-                <w:rFonts w:ascii="Avenir Next" w:hAnsi="Avenir Next" w:cs="Avenir Next" w:eastAsia="Avenir Next"/>
-                <w:color w:val="1A1A1A"/>
-                <w:sz w:val="20"/>
-                <w:szCs w:val="20"/>
                 <w:u w:val="single"/>
               </w:rPr>
               <w:t xml:space="preserve">      </w:t>
@@ -783,7 +787,7 @@
               <w:rPr>
                 <w:rFonts w:ascii="Avenir Next" w:hAnsi="Avenir Next" w:cs="Avenir Next" w:eastAsia="Avenir Next"/>
                 <w:color w:val="1A1A1A"/>
-                <w:sz w:val="20"/>
+                <w:sz w:val="22"/>
                 <w:szCs w:val="20"/>
               </w:rPr>
               <w:t xml:space="preserve">  K</w:t>
@@ -808,10 +812,28 @@
                 <w:rFonts w:ascii="Avenir Next" w:hAnsi="Avenir Next" w:cs="Avenir Next" w:eastAsia="Avenir Next"/>
                 <w:b/>
                 <w:color w:val="003A70"/>
+                <w:sz w:val="22"/>
+                <w:szCs w:val="20"/>
+              </w:rPr>
+              <w:t xml:space="preserve">c.</w:t>
+            </w:r>
+            <w:r>
+              <w:rPr>
+                <w:rFonts w:ascii="Avenir Next" w:hAnsi="Avenir Next" w:cs="Avenir Next" w:eastAsia="Avenir Next"/>
+                <w:color w:val="1A1A1A"/>
                 <w:sz w:val="20"/>
                 <w:szCs w:val="20"/>
               </w:rPr>
-              <w:t xml:space="preserve">c.</w:t>
+              <w:tab/>
+            </w:r>
+            <w:r>
+              <w:rPr>
+                <w:rFonts w:ascii="Avenir Next" w:hAnsi="Avenir Next" w:cs="Avenir Next" w:eastAsia="Avenir Next"/>
+                <w:color w:val="1A1A1A"/>
+                <w:sz w:val="22"/>
+                <w:szCs w:val="20"/>
+              </w:rPr>
+              <w:t xml:space="preserve">J  </w:t>
             </w:r>
             <w:r>
               <w:rPr>
@@ -819,24 +841,6 @@
                 <w:color w:val="1A1A1A"/>
                 <w:sz w:val="20"/>
                 <w:szCs w:val="20"/>
-              </w:rPr>
-              <w:tab/>
-            </w:r>
-            <w:r>
-              <w:rPr>
-                <w:rFonts w:ascii="Avenir Next" w:hAnsi="Avenir Next" w:cs="Avenir Next" w:eastAsia="Avenir Next"/>
-                <w:color w:val="1A1A1A"/>
-                <w:sz w:val="20"/>
-                <w:szCs w:val="20"/>
-              </w:rPr>
-              <w:t xml:space="preserve">J  </w:t>
-            </w:r>
-            <w:r>
-              <w:rPr>
-                <w:rFonts w:ascii="Avenir Next" w:hAnsi="Avenir Next" w:cs="Avenir Next" w:eastAsia="Avenir Next"/>
-                <w:color w:val="1A1A1A"/>
-                <w:sz w:val="20"/>
-                <w:szCs w:val="20"/>
                 <w:u w:val="single"/>
               </w:rPr>
               <w:t xml:space="preserve">      </w:t>
@@ -845,7 +849,7 @@
               <w:rPr>
                 <w:rFonts w:ascii="Avenir Next" w:hAnsi="Avenir Next" w:cs="Avenir Next" w:eastAsia="Avenir Next"/>
                 <w:color w:val="1A1A1A"/>
-                <w:sz w:val="20"/>
+                <w:sz w:val="22"/>
                 <w:szCs w:val="20"/>
               </w:rPr>
               <w:t xml:space="preserve">  L</w:t>
@@ -873,25 +877,25 @@
           <w:rFonts w:ascii="Avenir Next" w:hAnsi="Avenir Next" w:cs="Avenir Next" w:eastAsia="Avenir Next"/>
           <w:b/>
           <w:color w:val="1A1A1A"/>
+          <w:sz w:val="22"/>
+          <w:szCs w:val="20"/>
+        </w:rPr>
+        <w:t xml:space="preserve">2.</w:t>
+      </w:r>
+      <w:r>
+        <w:rPr>
+          <w:rFonts w:ascii="Avenir Next" w:hAnsi="Avenir Next" w:cs="Avenir Next" w:eastAsia="Avenir Next"/>
+          <w:color w:val="1A1A1A"/>
           <w:sz w:val="20"/>
           <w:szCs w:val="20"/>
         </w:rPr>
-        <w:t xml:space="preserve">2.</w:t>
-      </w:r>
-      <w:r>
-        <w:rPr>
-          <w:rFonts w:ascii="Avenir Next" w:hAnsi="Avenir Next" w:cs="Avenir Next" w:eastAsia="Avenir Next"/>
-          <w:color w:val="1A1A1A"/>
-          <w:sz w:val="20"/>
-          <w:szCs w:val="20"/>
-        </w:rPr>
         <w:tab/>
       </w:r>
       <w:r>
         <w:rPr>
           <w:rFonts w:ascii="Avenir Next" w:hAnsi="Avenir Next" w:cs="Avenir Next" w:eastAsia="Avenir Next"/>
           <w:color w:val="1A1A1A"/>
-          <w:sz w:val="20"/>
+          <w:sz w:val="22"/>
           <w:szCs w:val="20"/>
         </w:rPr>
         <w:t xml:space="preserve">Write &lt; or &gt; in each blank.</w:t>
@@ -947,10 +951,28 @@
                 <w:rFonts w:ascii="Avenir Next" w:hAnsi="Avenir Next" w:cs="Avenir Next" w:eastAsia="Avenir Next"/>
                 <w:b/>
                 <w:color w:val="003A70"/>
+                <w:sz w:val="22"/>
+                <w:szCs w:val="20"/>
+              </w:rPr>
+              <w:t xml:space="preserve">a.</w:t>
+            </w:r>
+            <w:r>
+              <w:rPr>
+                <w:rFonts w:ascii="Avenir Next" w:hAnsi="Avenir Next" w:cs="Avenir Next" w:eastAsia="Avenir Next"/>
+                <w:color w:val="1A1A1A"/>
                 <w:sz w:val="20"/>
                 <w:szCs w:val="20"/>
               </w:rPr>
-              <w:t xml:space="preserve">a.</w:t>
+              <w:tab/>
+            </w:r>
+            <w:r>
+              <w:rPr>
+                <w:rFonts w:ascii="Avenir Next" w:hAnsi="Avenir Next" w:cs="Avenir Next" w:eastAsia="Avenir Next"/>
+                <w:color w:val="1A1A1A"/>
+                <w:sz w:val="22"/>
+                <w:szCs w:val="20"/>
+              </w:rPr>
+              <w:t xml:space="preserve">−8  </w:t>
             </w:r>
             <w:r>
               <w:rPr>
@@ -958,24 +980,6 @@
                 <w:color w:val="1A1A1A"/>
                 <w:sz w:val="20"/>
                 <w:szCs w:val="20"/>
-              </w:rPr>
-              <w:tab/>
-            </w:r>
-            <w:r>
-              <w:rPr>
-                <w:rFonts w:ascii="Avenir Next" w:hAnsi="Avenir Next" w:cs="Avenir Next" w:eastAsia="Avenir Next"/>
-                <w:color w:val="1A1A1A"/>
-                <w:sz w:val="20"/>
-                <w:szCs w:val="20"/>
-              </w:rPr>
-              <w:t xml:space="preserve">−8  </w:t>
-            </w:r>
-            <w:r>
-              <w:rPr>
-                <w:rFonts w:ascii="Avenir Next" w:hAnsi="Avenir Next" w:cs="Avenir Next" w:eastAsia="Avenir Next"/>
-                <w:color w:val="1A1A1A"/>
-                <w:sz w:val="20"/>
-                <w:szCs w:val="20"/>
                 <w:u w:val="single"/>
               </w:rPr>
               <w:t xml:space="preserve">      </w:t>
@@ -984,7 +988,7 @@
               <w:rPr>
                 <w:rFonts w:ascii="Avenir Next" w:hAnsi="Avenir Next" w:cs="Avenir Next" w:eastAsia="Avenir Next"/>
                 <w:color w:val="1A1A1A"/>
-                <w:sz w:val="20"/>
+                <w:sz w:val="22"/>
                 <w:szCs w:val="20"/>
               </w:rPr>
               <w:t xml:space="preserve">  −3</w:t>
@@ -1009,10 +1013,28 @@
                 <w:rFonts w:ascii="Avenir Next" w:hAnsi="Avenir Next" w:cs="Avenir Next" w:eastAsia="Avenir Next"/>
                 <w:b/>
                 <w:color w:val="003A70"/>
+                <w:sz w:val="22"/>
+                <w:szCs w:val="20"/>
+              </w:rPr>
+              <w:t xml:space="preserve">b.</w:t>
+            </w:r>
+            <w:r>
+              <w:rPr>
+                <w:rFonts w:ascii="Avenir Next" w:hAnsi="Avenir Next" w:cs="Avenir Next" w:eastAsia="Avenir Next"/>
+                <w:color w:val="1A1A1A"/>
                 <w:sz w:val="20"/>
                 <w:szCs w:val="20"/>
               </w:rPr>
-              <w:t xml:space="preserve">b.</w:t>
+              <w:tab/>
+            </w:r>
+            <w:r>
+              <w:rPr>
+                <w:rFonts w:ascii="Avenir Next" w:hAnsi="Avenir Next" w:cs="Avenir Next" w:eastAsia="Avenir Next"/>
+                <w:color w:val="1A1A1A"/>
+                <w:sz w:val="22"/>
+                <w:szCs w:val="20"/>
+              </w:rPr>
+              <w:t xml:space="preserve">0  </w:t>
             </w:r>
             <w:r>
               <w:rPr>
@@ -1020,24 +1042,6 @@
                 <w:color w:val="1A1A1A"/>
                 <w:sz w:val="20"/>
                 <w:szCs w:val="20"/>
-              </w:rPr>
-              <w:tab/>
-            </w:r>
-            <w:r>
-              <w:rPr>
-                <w:rFonts w:ascii="Avenir Next" w:hAnsi="Avenir Next" w:cs="Avenir Next" w:eastAsia="Avenir Next"/>
-                <w:color w:val="1A1A1A"/>
-                <w:sz w:val="20"/>
-                <w:szCs w:val="20"/>
-              </w:rPr>
-              <w:t xml:space="preserve">0  </w:t>
-            </w:r>
-            <w:r>
-              <w:rPr>
-                <w:rFonts w:ascii="Avenir Next" w:hAnsi="Avenir Next" w:cs="Avenir Next" w:eastAsia="Avenir Next"/>
-                <w:color w:val="1A1A1A"/>
-                <w:sz w:val="20"/>
-                <w:szCs w:val="20"/>
                 <w:u w:val="single"/>
               </w:rPr>
               <w:t xml:space="preserve">      </w:t>
@@ -1046,7 +1050,7 @@
               <w:rPr>
                 <w:rFonts w:ascii="Avenir Next" w:hAnsi="Avenir Next" w:cs="Avenir Next" w:eastAsia="Avenir Next"/>
                 <w:color w:val="1A1A1A"/>
-                <w:sz w:val="20"/>
+                <w:sz w:val="22"/>
                 <w:szCs w:val="20"/>
               </w:rPr>
               <w:t xml:space="preserve">  −6</w:t>
@@ -1071,10 +1075,28 @@
                 <w:rFonts w:ascii="Avenir Next" w:hAnsi="Avenir Next" w:cs="Avenir Next" w:eastAsia="Avenir Next"/>
                 <w:b/>
                 <w:color w:val="003A70"/>
+                <w:sz w:val="22"/>
+                <w:szCs w:val="20"/>
+              </w:rPr>
+              <w:t xml:space="preserve">c.</w:t>
+            </w:r>
+            <w:r>
+              <w:rPr>
+                <w:rFonts w:ascii="Avenir Next" w:hAnsi="Avenir Next" w:cs="Avenir Next" w:eastAsia="Avenir Next"/>
+                <w:color w:val="1A1A1A"/>
                 <w:sz w:val="20"/>
                 <w:szCs w:val="20"/>
               </w:rPr>
-              <w:t xml:space="preserve">c.</w:t>
+              <w:tab/>
+            </w:r>
+            <w:r>
+              <w:rPr>
+                <w:rFonts w:ascii="Avenir Next" w:hAnsi="Avenir Next" w:cs="Avenir Next" w:eastAsia="Avenir Next"/>
+                <w:color w:val="1A1A1A"/>
+                <w:sz w:val="22"/>
+                <w:szCs w:val="20"/>
+              </w:rPr>
+              <w:t xml:space="preserve">−2.5  </w:t>
             </w:r>
             <w:r>
               <w:rPr>
@@ -1082,24 +1104,6 @@
                 <w:color w:val="1A1A1A"/>
                 <w:sz w:val="20"/>
                 <w:szCs w:val="20"/>
-              </w:rPr>
-              <w:tab/>
-            </w:r>
-            <w:r>
-              <w:rPr>
-                <w:rFonts w:ascii="Avenir Next" w:hAnsi="Avenir Next" w:cs="Avenir Next" w:eastAsia="Avenir Next"/>
-                <w:color w:val="1A1A1A"/>
-                <w:sz w:val="20"/>
-                <w:szCs w:val="20"/>
-              </w:rPr>
-              <w:t xml:space="preserve">−2.5  </w:t>
-            </w:r>
-            <w:r>
-              <w:rPr>
-                <w:rFonts w:ascii="Avenir Next" w:hAnsi="Avenir Next" w:cs="Avenir Next" w:eastAsia="Avenir Next"/>
-                <w:color w:val="1A1A1A"/>
-                <w:sz w:val="20"/>
-                <w:szCs w:val="20"/>
                 <w:u w:val="single"/>
               </w:rPr>
               <w:t xml:space="preserve">      </w:t>
@@ -1108,7 +1112,7 @@
               <w:rPr>
                 <w:rFonts w:ascii="Avenir Next" w:hAnsi="Avenir Next" w:cs="Avenir Next" w:eastAsia="Avenir Next"/>
                 <w:color w:val="1A1A1A"/>
-                <w:sz w:val="20"/>
+                <w:sz w:val="22"/>
                 <w:szCs w:val="20"/>
               </w:rPr>
               <w:t xml:space="preserve">  −2.05</w:t>
@@ -1139,10 +1143,28 @@
                 <w:rFonts w:ascii="Avenir Next" w:hAnsi="Avenir Next" w:cs="Avenir Next" w:eastAsia="Avenir Next"/>
                 <w:b/>
                 <w:color w:val="003A70"/>
+                <w:sz w:val="22"/>
+                <w:szCs w:val="20"/>
+              </w:rPr>
+              <w:t xml:space="preserve">d.</w:t>
+            </w:r>
+            <w:r>
+              <w:rPr>
+                <w:rFonts w:ascii="Avenir Next" w:hAnsi="Avenir Next" w:cs="Avenir Next" w:eastAsia="Avenir Next"/>
+                <w:color w:val="1A1A1A"/>
                 <w:sz w:val="20"/>
                 <w:szCs w:val="20"/>
               </w:rPr>
-              <w:t xml:space="preserve">d.</w:t>
+              <w:tab/>
+            </w:r>
+            <w:r>
+              <w:rPr>
+                <w:rFonts w:ascii="Avenir Next" w:hAnsi="Avenir Next" w:cs="Avenir Next" w:eastAsia="Avenir Next"/>
+                <w:color w:val="1A1A1A"/>
+                <w:sz w:val="22"/>
+                <w:szCs w:val="20"/>
+              </w:rPr>
+              <w:t xml:space="preserve">4  </w:t>
             </w:r>
             <w:r>
               <w:rPr>
@@ -1150,24 +1172,6 @@
                 <w:color w:val="1A1A1A"/>
                 <w:sz w:val="20"/>
                 <w:szCs w:val="20"/>
-              </w:rPr>
-              <w:tab/>
-            </w:r>
-            <w:r>
-              <w:rPr>
-                <w:rFonts w:ascii="Avenir Next" w:hAnsi="Avenir Next" w:cs="Avenir Next" w:eastAsia="Avenir Next"/>
-                <w:color w:val="1A1A1A"/>
-                <w:sz w:val="20"/>
-                <w:szCs w:val="20"/>
-              </w:rPr>
-              <w:t xml:space="preserve">4  </w:t>
-            </w:r>
-            <w:r>
-              <w:rPr>
-                <w:rFonts w:ascii="Avenir Next" w:hAnsi="Avenir Next" w:cs="Avenir Next" w:eastAsia="Avenir Next"/>
-                <w:color w:val="1A1A1A"/>
-                <w:sz w:val="20"/>
-                <w:szCs w:val="20"/>
                 <w:u w:val="single"/>
               </w:rPr>
               <w:t xml:space="preserve">      </w:t>
@@ -1176,7 +1180,7 @@
               <w:rPr>
                 <w:rFonts w:ascii="Avenir Next" w:hAnsi="Avenir Next" w:cs="Avenir Next" w:eastAsia="Avenir Next"/>
                 <w:color w:val="1A1A1A"/>
-                <w:sz w:val="20"/>
+                <w:sz w:val="22"/>
                 <w:szCs w:val="20"/>
               </w:rPr>
               <w:t xml:space="preserve">  −10</w:t>
@@ -1201,10 +1205,28 @@
                 <w:rFonts w:ascii="Avenir Next" w:hAnsi="Avenir Next" w:cs="Avenir Next" w:eastAsia="Avenir Next"/>
                 <w:b/>
                 <w:color w:val="003A70"/>
+                <w:sz w:val="22"/>
+                <w:szCs w:val="20"/>
+              </w:rPr>
+              <w:t xml:space="preserve">e.</w:t>
+            </w:r>
+            <w:r>
+              <w:rPr>
+                <w:rFonts w:ascii="Avenir Next" w:hAnsi="Avenir Next" w:cs="Avenir Next" w:eastAsia="Avenir Next"/>
+                <w:color w:val="1A1A1A"/>
                 <w:sz w:val="20"/>
                 <w:szCs w:val="20"/>
               </w:rPr>
-              <w:t xml:space="preserve">e.</w:t>
+              <w:tab/>
+            </w:r>
+            <w:r>
+              <w:rPr>
+                <w:rFonts w:ascii="Avenir Next" w:hAnsi="Avenir Next" w:cs="Avenir Next" w:eastAsia="Avenir Next"/>
+                <w:color w:val="1A1A1A"/>
+                <w:sz w:val="22"/>
+                <w:szCs w:val="20"/>
+              </w:rPr>
+              <w:t xml:space="preserve">−1/2  </w:t>
             </w:r>
             <w:r>
               <w:rPr>
@@ -1212,24 +1234,6 @@
                 <w:color w:val="1A1A1A"/>
                 <w:sz w:val="20"/>
                 <w:szCs w:val="20"/>
-              </w:rPr>
-              <w:tab/>
-            </w:r>
-            <w:r>
-              <w:rPr>
-                <w:rFonts w:ascii="Avenir Next" w:hAnsi="Avenir Next" w:cs="Avenir Next" w:eastAsia="Avenir Next"/>
-                <w:color w:val="1A1A1A"/>
-                <w:sz w:val="20"/>
-                <w:szCs w:val="20"/>
-              </w:rPr>
-              <w:t xml:space="preserve">−1/2  </w:t>
-            </w:r>
-            <w:r>
-              <w:rPr>
-                <w:rFonts w:ascii="Avenir Next" w:hAnsi="Avenir Next" w:cs="Avenir Next" w:eastAsia="Avenir Next"/>
-                <w:color w:val="1A1A1A"/>
-                <w:sz w:val="20"/>
-                <w:szCs w:val="20"/>
                 <w:u w:val="single"/>
               </w:rPr>
               <w:t xml:space="preserve">      </w:t>
@@ -1238,7 +1242,7 @@
               <w:rPr>
                 <w:rFonts w:ascii="Avenir Next" w:hAnsi="Avenir Next" w:cs="Avenir Next" w:eastAsia="Avenir Next"/>
                 <w:color w:val="1A1A1A"/>
-                <w:sz w:val="20"/>
+                <w:sz w:val="22"/>
                 <w:szCs w:val="20"/>
               </w:rPr>
               <w:t xml:space="preserve">  −3/4</w:t>
@@ -1263,10 +1267,28 @@
                 <w:rFonts w:ascii="Avenir Next" w:hAnsi="Avenir Next" w:cs="Avenir Next" w:eastAsia="Avenir Next"/>
                 <w:b/>
                 <w:color w:val="003A70"/>
+                <w:sz w:val="22"/>
+                <w:szCs w:val="20"/>
+              </w:rPr>
+              <w:t xml:space="preserve">f.</w:t>
+            </w:r>
+            <w:r>
+              <w:rPr>
+                <w:rFonts w:ascii="Avenir Next" w:hAnsi="Avenir Next" w:cs="Avenir Next" w:eastAsia="Avenir Next"/>
+                <w:color w:val="1A1A1A"/>
                 <w:sz w:val="20"/>
                 <w:szCs w:val="20"/>
               </w:rPr>
-              <w:t xml:space="preserve">f.</w:t>
+              <w:tab/>
+            </w:r>
+            <w:r>
+              <w:rPr>
+                <w:rFonts w:ascii="Avenir Next" w:hAnsi="Avenir Next" w:cs="Avenir Next" w:eastAsia="Avenir Next"/>
+                <w:color w:val="1A1A1A"/>
+                <w:sz w:val="22"/>
+                <w:szCs w:val="20"/>
+              </w:rPr>
+              <w:t xml:space="preserve">−7  </w:t>
             </w:r>
             <w:r>
               <w:rPr>
@@ -1274,24 +1296,6 @@
                 <w:color w:val="1A1A1A"/>
                 <w:sz w:val="20"/>
                 <w:szCs w:val="20"/>
-              </w:rPr>
-              <w:tab/>
-            </w:r>
-            <w:r>
-              <w:rPr>
-                <w:rFonts w:ascii="Avenir Next" w:hAnsi="Avenir Next" w:cs="Avenir Next" w:eastAsia="Avenir Next"/>
-                <w:color w:val="1A1A1A"/>
-                <w:sz w:val="20"/>
-                <w:szCs w:val="20"/>
-              </w:rPr>
-              <w:t xml:space="preserve">−7  </w:t>
-            </w:r>
-            <w:r>
-              <w:rPr>
-                <w:rFonts w:ascii="Avenir Next" w:hAnsi="Avenir Next" w:cs="Avenir Next" w:eastAsia="Avenir Next"/>
-                <w:color w:val="1A1A1A"/>
-                <w:sz w:val="20"/>
-                <w:szCs w:val="20"/>
                 <w:u w:val="single"/>
               </w:rPr>
               <w:t xml:space="preserve">      </w:t>
@@ -1300,7 +1304,7 @@
               <w:rPr>
                 <w:rFonts w:ascii="Avenir Next" w:hAnsi="Avenir Next" w:cs="Avenir Next" w:eastAsia="Avenir Next"/>
                 <w:color w:val="1A1A1A"/>
-                <w:sz w:val="20"/>
+                <w:sz w:val="22"/>
                 <w:szCs w:val="20"/>
               </w:rPr>
               <w:t xml:space="preserve">  −7.1</w:t>
@@ -1328,25 +1332,25 @@
           <w:rFonts w:ascii="Avenir Next" w:hAnsi="Avenir Next" w:cs="Avenir Next" w:eastAsia="Avenir Next"/>
           <w:b/>
           <w:color w:val="1A1A1A"/>
+          <w:sz w:val="22"/>
+          <w:szCs w:val="20"/>
+        </w:rPr>
+        <w:t xml:space="preserve">3.</w:t>
+      </w:r>
+      <w:r>
+        <w:rPr>
+          <w:rFonts w:ascii="Avenir Next" w:hAnsi="Avenir Next" w:cs="Avenir Next" w:eastAsia="Avenir Next"/>
+          <w:color w:val="1A1A1A"/>
           <w:sz w:val="20"/>
           <w:szCs w:val="20"/>
         </w:rPr>
-        <w:t xml:space="preserve">3.</w:t>
-      </w:r>
-      <w:r>
-        <w:rPr>
-          <w:rFonts w:ascii="Avenir Next" w:hAnsi="Avenir Next" w:cs="Avenir Next" w:eastAsia="Avenir Next"/>
-          <w:color w:val="1A1A1A"/>
-          <w:sz w:val="20"/>
-          <w:szCs w:val="20"/>
-        </w:rPr>
         <w:tab/>
       </w:r>
       <w:r>
         <w:rPr>
           <w:rFonts w:ascii="Avenir Next" w:hAnsi="Avenir Next" w:cs="Avenir Next" w:eastAsia="Avenir Next"/>
           <w:color w:val="1A1A1A"/>
-          <w:sz w:val="20"/>
+          <w:sz w:val="22"/>
           <w:szCs w:val="20"/>
         </w:rPr>
         <w:t xml:space="preserve">Plot −3.5 and −0.5 on the number line. Then write a true comparison using &lt;. </w:t>
@@ -1375,7 +1379,7 @@
         <w:drawing>
           <wp:inline distT="0" distB="0" distL="0" distR="0">
             <wp:extent cx="4572000" cy="566928"/>
-            <wp:docPr id="2" name="Figure 2"/>
+            <wp:docPr id="2" name="Figure 2" descr="Number line from -5 to 5, ticks every 0.5."/>
             <a:graphic xmlns:a="http://schemas.openxmlformats.org/drawingml/2006/main">
               <a:graphicData uri="http://schemas.openxmlformats.org/drawingml/2006/picture">
                 <pic:pic xmlns:pic="http://schemas.openxmlformats.org/drawingml/2006/picture">
@@ -1424,18 +1428,18 @@
           <w:rFonts w:ascii="Avenir Next" w:hAnsi="Avenir Next" w:cs="Avenir Next" w:eastAsia="Avenir Next"/>
           <w:b/>
           <w:color w:val="1A1A1A"/>
+          <w:sz w:val="22"/>
+          <w:szCs w:val="20"/>
+        </w:rPr>
+        <w:t xml:space="preserve">4.</w:t>
+      </w:r>
+      <w:r>
+        <w:rPr>
+          <w:rFonts w:ascii="Avenir Next" w:hAnsi="Avenir Next" w:cs="Avenir Next" w:eastAsia="Avenir Next"/>
+          <w:color w:val="1A1A1A"/>
           <w:sz w:val="20"/>
           <w:szCs w:val="20"/>
         </w:rPr>
-        <w:t xml:space="preserve">4.</w:t>
-      </w:r>
-      <w:r>
-        <w:rPr>
-          <w:rFonts w:ascii="Avenir Next" w:hAnsi="Avenir Next" w:cs="Avenir Next" w:eastAsia="Avenir Next"/>
-          <w:color w:val="1A1A1A"/>
-          <w:sz w:val="20"/>
-          <w:szCs w:val="20"/>
-        </w:rPr>
         <w:tab/>
       </w:r>
       <w:r>
@@ -1443,7 +1447,7 @@
           <w:rFonts w:ascii="Avenir Next" w:hAnsi="Avenir Next" w:cs="Avenir Next" w:eastAsia="Avenir Next"/>
           <w:b/>
           <w:color w:val="1A1A1A"/>
-          <w:sz w:val="20"/>
+          <w:sz w:val="22"/>
           <w:szCs w:val="20"/>
         </w:rPr>
         <w:t xml:space="preserve">Golf.  </w:t>
@@ -1452,7 +1456,7 @@
         <w:rPr>
           <w:rFonts w:ascii="Avenir Next" w:hAnsi="Avenir Next" w:cs="Avenir Next" w:eastAsia="Avenir Next"/>
           <w:color w:val="1A1A1A"/>
-          <w:sz w:val="20"/>
+          <w:sz w:val="22"/>
           <w:szCs w:val="20"/>
         </w:rPr>
         <w:t xml:space="preserve">In golf, the lower score wins. Tanya scored −3. Malik scored −5.</w:t>
@@ -1472,25 +1476,25 @@
           <w:rFonts w:ascii="Avenir Next" w:hAnsi="Avenir Next" w:cs="Avenir Next" w:eastAsia="Avenir Next"/>
           <w:b/>
           <w:color w:val="003A70"/>
+          <w:sz w:val="22"/>
+          <w:szCs w:val="20"/>
+        </w:rPr>
+        <w:t xml:space="preserve">a.</w:t>
+      </w:r>
+      <w:r>
+        <w:rPr>
+          <w:rFonts w:ascii="Avenir Next" w:hAnsi="Avenir Next" w:cs="Avenir Next" w:eastAsia="Avenir Next"/>
+          <w:color w:val="1A1A1A"/>
           <w:sz w:val="20"/>
           <w:szCs w:val="20"/>
         </w:rPr>
-        <w:t xml:space="preserve">a.</w:t>
-      </w:r>
-      <w:r>
-        <w:rPr>
-          <w:rFonts w:ascii="Avenir Next" w:hAnsi="Avenir Next" w:cs="Avenir Next" w:eastAsia="Avenir Next"/>
-          <w:color w:val="1A1A1A"/>
-          <w:sz w:val="20"/>
-          <w:szCs w:val="20"/>
-        </w:rPr>
         <w:tab/>
       </w:r>
       <w:r>
         <w:rPr>
           <w:rFonts w:ascii="Avenir Next" w:hAnsi="Avenir Next" w:cs="Avenir Next" w:eastAsia="Avenir Next"/>
           <w:color w:val="1A1A1A"/>
-          <w:sz w:val="20"/>
+          <w:sz w:val="22"/>
           <w:szCs w:val="20"/>
         </w:rPr>
         <w:t xml:space="preserve">Compare the scores using &lt; or &gt;.</w:t>
@@ -1529,25 +1533,25 @@
           <w:rFonts w:ascii="Avenir Next" w:hAnsi="Avenir Next" w:cs="Avenir Next" w:eastAsia="Avenir Next"/>
           <w:b/>
           <w:color w:val="003A70"/>
+          <w:sz w:val="22"/>
+          <w:szCs w:val="20"/>
+        </w:rPr>
+        <w:t xml:space="preserve">b.</w:t>
+      </w:r>
+      <w:r>
+        <w:rPr>
+          <w:rFonts w:ascii="Avenir Next" w:hAnsi="Avenir Next" w:cs="Avenir Next" w:eastAsia="Avenir Next"/>
+          <w:color w:val="1A1A1A"/>
           <w:sz w:val="20"/>
           <w:szCs w:val="20"/>
         </w:rPr>
-        <w:t xml:space="preserve">b.</w:t>
-      </w:r>
-      <w:r>
-        <w:rPr>
-          <w:rFonts w:ascii="Avenir Next" w:hAnsi="Avenir Next" w:cs="Avenir Next" w:eastAsia="Avenir Next"/>
-          <w:color w:val="1A1A1A"/>
-          <w:sz w:val="20"/>
-          <w:szCs w:val="20"/>
-        </w:rPr>
         <w:tab/>
       </w:r>
       <w:r>
         <w:rPr>
           <w:rFonts w:ascii="Avenir Next" w:hAnsi="Avenir Next" w:cs="Avenir Next" w:eastAsia="Avenir Next"/>
           <w:color w:val="1A1A1A"/>
-          <w:sz w:val="20"/>
+          <w:sz w:val="22"/>
           <w:szCs w:val="20"/>
         </w:rPr>
         <w:t xml:space="preserve">Who won?</w:t>
@@ -1591,18 +1595,18 @@
           <w:rFonts w:ascii="Avenir Next" w:hAnsi="Avenir Next" w:cs="Avenir Next" w:eastAsia="Avenir Next"/>
           <w:b/>
           <w:color w:val="1A1A1A"/>
+          <w:sz w:val="22"/>
+          <w:szCs w:val="20"/>
+        </w:rPr>
+        <w:t xml:space="preserve">5.</w:t>
+      </w:r>
+      <w:r>
+        <w:rPr>
+          <w:rFonts w:ascii="Avenir Next" w:hAnsi="Avenir Next" w:cs="Avenir Next" w:eastAsia="Avenir Next"/>
+          <w:color w:val="1A1A1A"/>
           <w:sz w:val="20"/>
           <w:szCs w:val="20"/>
         </w:rPr>
-        <w:t xml:space="preserve">5.</w:t>
-      </w:r>
-      <w:r>
-        <w:rPr>
-          <w:rFonts w:ascii="Avenir Next" w:hAnsi="Avenir Next" w:cs="Avenir Next" w:eastAsia="Avenir Next"/>
-          <w:color w:val="1A1A1A"/>
-          <w:sz w:val="20"/>
-          <w:szCs w:val="20"/>
-        </w:rPr>
         <w:tab/>
       </w:r>
       <w:r>
@@ -1610,7 +1614,7 @@
           <w:rFonts w:ascii="Avenir Next" w:hAnsi="Avenir Next" w:cs="Avenir Next" w:eastAsia="Avenir Next"/>
           <w:b/>
           <w:color w:val="1A1A1A"/>
-          <w:sz w:val="20"/>
+          <w:sz w:val="22"/>
           <w:szCs w:val="20"/>
         </w:rPr>
         <w:t xml:space="preserve">Cold Days.  </w:t>
@@ -1619,7 +1623,7 @@
         <w:rPr>
           <w:rFonts w:ascii="Avenir Next" w:hAnsi="Avenir Next" w:cs="Avenir Next" w:eastAsia="Avenir Next"/>
           <w:color w:val="1A1A1A"/>
-          <w:sz w:val="20"/>
+          <w:sz w:val="22"/>
           <w:szCs w:val="20"/>
         </w:rPr>
         <w:t xml:space="preserve">Monday’s low was −7 degrees. Tuesday’s low was −2 degrees. Which day was colder? Write a comparison using &lt; or &gt;.</w:t>
@@ -1638,7 +1642,7 @@
           <w:rFonts w:ascii="Avenir Next" w:hAnsi="Avenir Next" w:cs="Avenir Next" w:eastAsia="Avenir Next"/>
           <w:b/>
           <w:color w:val="1A1A1A"/>
-          <w:sz w:val="18"/>
+          <w:sz w:val="22"/>
           <w:szCs w:val="18"/>
         </w:rPr>
         <w:t xml:space="preserve">Answer</w:t>
@@ -1827,6 +1831,7 @@
           </w:tcPr>
           <w:p>
             <w:pPr>
+              <w:pStyle w:val="Heading2"/>
               <w:spacing w:before="0" w:after="0" w:line="240" w:lineRule="auto"/>
             </w:pPr>
             <w:r>
@@ -1864,7 +1869,7 @@
               <w:rPr>
                 <w:rFonts w:ascii="Avenir Next" w:hAnsi="Avenir Next" w:cs="Avenir Next" w:eastAsia="Avenir Next"/>
                 <w:color w:val="1A1A1A"/>
-                <w:sz w:val="17"/>
+                <w:sz w:val="22"/>
                 <w:szCs w:val="17"/>
               </w:rPr>
               <w:t xml:space="preserve">  I can do this on my own</w:t>
@@ -1893,7 +1898,7 @@
               <w:rPr>
                 <w:rFonts w:ascii="Avenir Next" w:hAnsi="Avenir Next" w:cs="Avenir Next" w:eastAsia="Avenir Next"/>
                 <w:color w:val="1A1A1A"/>
-                <w:sz w:val="17"/>
+                <w:sz w:val="22"/>
                 <w:szCs w:val="17"/>
               </w:rPr>
               <w:t xml:space="preserve">  I need a little help</w:t>
@@ -1922,7 +1927,7 @@
               <w:rPr>
                 <w:rFonts w:ascii="Avenir Next" w:hAnsi="Avenir Next" w:cs="Avenir Next" w:eastAsia="Avenir Next"/>
                 <w:color w:val="1A1A1A"/>
-                <w:sz w:val="17"/>
+                <w:sz w:val="22"/>
                 <w:szCs w:val="17"/>
               </w:rPr>
               <w:t xml:space="preserve">  I have a question about #</w:t>
@@ -1960,7 +1965,7 @@
         <w:rPr>
           <w:rFonts w:ascii="Avenir Next" w:hAnsi="Avenir Next" w:cs="Avenir Next" w:eastAsia="Avenir Next"/>
           <w:color w:val="5A5F66"/>
-          <w:sz w:val="17"/>
+          <w:sz w:val="22"/>
           <w:szCs w:val="17"/>
         </w:rPr>
         <w:t xml:space="preserve">Ask someone at home: which is colder, −4 degrees or −9 degrees? Why?</w:t>
@@ -1980,10 +1985,28 @@
         <w:rPr>
           <w:rFonts w:ascii="Avenir Next" w:hAnsi="Avenir Next" w:cs="Avenir Next" w:eastAsia="Avenir Next"/>
           <w:color w:val="1A1A1A"/>
+          <w:sz w:val="22"/>
+          <w:szCs w:val="20"/>
+        </w:rPr>
+        <w:t xml:space="preserve">Name</w:t>
+      </w:r>
+      <w:r>
+        <w:rPr>
+          <w:rFonts w:ascii="Avenir Next" w:hAnsi="Avenir Next" w:cs="Avenir Next" w:eastAsia="Avenir Next"/>
+          <w:color w:val="1A1A1A"/>
           <w:sz w:val="20"/>
           <w:szCs w:val="20"/>
         </w:rPr>
-        <w:t xml:space="preserve">Name</w:t>
+        <w:tab/>
+      </w:r>
+      <w:r>
+        <w:rPr>
+          <w:rFonts w:ascii="Avenir Next" w:hAnsi="Avenir Next" w:cs="Avenir Next" w:eastAsia="Avenir Next"/>
+          <w:color w:val="1A1A1A"/>
+          <w:sz w:val="22"/>
+          <w:szCs w:val="20"/>
+        </w:rPr>
+        <w:t xml:space="preserve">   Date</w:t>
       </w:r>
       <w:r>
         <w:rPr>
@@ -1998,25 +2021,7 @@
         <w:rPr>
           <w:rFonts w:ascii="Avenir Next" w:hAnsi="Avenir Next" w:cs="Avenir Next" w:eastAsia="Avenir Next"/>
           <w:color w:val="1A1A1A"/>
-          <w:sz w:val="20"/>
-          <w:szCs w:val="20"/>
-        </w:rPr>
-        <w:t xml:space="preserve">   Date</w:t>
-      </w:r>
-      <w:r>
-        <w:rPr>
-          <w:rFonts w:ascii="Avenir Next" w:hAnsi="Avenir Next" w:cs="Avenir Next" w:eastAsia="Avenir Next"/>
-          <w:color w:val="1A1A1A"/>
-          <w:sz w:val="20"/>
-          <w:szCs w:val="20"/>
-        </w:rPr>
-        <w:tab/>
-      </w:r>
-      <w:r>
-        <w:rPr>
-          <w:rFonts w:ascii="Avenir Next" w:hAnsi="Avenir Next" w:cs="Avenir Next" w:eastAsia="Avenir Next"/>
-          <w:color w:val="1A1A1A"/>
-          <w:sz w:val="20"/>
+          <w:sz w:val="22"/>
           <w:szCs w:val="20"/>
         </w:rPr>
         <w:t xml:space="preserve">   Period</w:t>
@@ -2043,7 +2048,7 @@
           <w:caps/>
           <w:color w:val="003A70"/>
           <w:spacing w:val="12"/>
-          <w:sz w:val="19"/>
+          <w:sz w:val="22"/>
           <w:szCs w:val="19"/>
         </w:rPr>
         <w:t xml:space="preserve">Lesson 7-4  ·  Homework Packet  ·  Sheet 2 of 2</w:t>
@@ -2051,6 +2056,7 @@
     </w:p>
     <w:p>
       <w:pPr>
+        <w:pStyle w:val="Heading1"/>
         <w:keepNext/>
         <w:spacing w:before="0" w:after="0" w:line="240" w:lineRule="auto"/>
       </w:pPr>
@@ -2076,7 +2082,7 @@
         <w:rPr>
           <w:rFonts w:ascii="Avenir Next" w:hAnsi="Avenir Next" w:cs="Avenir Next" w:eastAsia="Avenir Next"/>
           <w:color w:val="5A5F66"/>
-          <w:sz w:val="17"/>
+          <w:sz w:val="22"/>
           <w:szCs w:val="17"/>
         </w:rPr>
         <w:t xml:space="preserve">Maryland Standard 6.NS.C.7b   ·   Learning target — I can order integers and rational numbers from least to greatest.</w:t>
@@ -2123,6 +2129,7 @@
           </w:tcPr>
           <w:p>
             <w:pPr>
+              <w:pStyle w:val="Heading2"/>
               <w:spacing w:before="0" w:after="0" w:line="240" w:lineRule="auto"/>
             </w:pPr>
             <w:r>
@@ -2150,63 +2157,63 @@
                 <w:rFonts w:ascii="Avenir Next" w:hAnsi="Avenir Next" w:cs="Avenir Next" w:eastAsia="Avenir Next"/>
                 <w:b/>
                 <w:color w:val="003A70"/>
+                <w:sz w:val="22"/>
+                <w:szCs w:val="18"/>
+              </w:rPr>
+              <w:t xml:space="preserve">•</w:t>
+            </w:r>
+            <w:r>
+              <w:rPr>
+                <w:rFonts w:ascii="Avenir Next" w:hAnsi="Avenir Next" w:cs="Avenir Next" w:eastAsia="Avenir Next"/>
+                <w:color w:val="1A1A1A"/>
                 <w:sz w:val="18"/>
                 <w:szCs w:val="18"/>
               </w:rPr>
-              <w:t xml:space="preserve">•</w:t>
-            </w:r>
-            <w:r>
-              <w:rPr>
-                <w:rFonts w:ascii="Avenir Next" w:hAnsi="Avenir Next" w:cs="Avenir Next" w:eastAsia="Avenir Next"/>
-                <w:color w:val="1A1A1A"/>
-                <w:sz w:val="18"/>
+              <w:tab/>
+            </w:r>
+            <w:r>
+              <w:rPr>
+                <w:rFonts w:ascii="Avenir Next" w:hAnsi="Avenir Next" w:cs="Avenir Next" w:eastAsia="Avenir Next"/>
+                <w:color w:val="1A1A1A"/>
+                <w:sz w:val="22"/>
                 <w:szCs w:val="18"/>
               </w:rPr>
-              <w:tab/>
-            </w:r>
-            <w:r>
-              <w:rPr>
-                <w:rFonts w:ascii="Avenir Next" w:hAnsi="Avenir Next" w:cs="Avenir Next" w:eastAsia="Avenir Next"/>
-                <w:color w:val="1A1A1A"/>
-                <w:sz w:val="18"/>
+              <w:t xml:space="preserve">Place the numbers on a number line. </w:t>
+            </w:r>
+            <w:r>
+              <w:rPr>
+                <w:rFonts w:ascii="Avenir Next" w:hAnsi="Avenir Next" w:cs="Avenir Next" w:eastAsia="Avenir Next"/>
+                <w:b/>
+                <w:color w:val="1A1A1A"/>
+                <w:sz w:val="22"/>
                 <w:szCs w:val="18"/>
               </w:rPr>
-              <w:t xml:space="preserve">Place the numbers on a number line. </w:t>
-            </w:r>
-            <w:r>
-              <w:rPr>
-                <w:rFonts w:ascii="Avenir Next" w:hAnsi="Avenir Next" w:cs="Avenir Next" w:eastAsia="Avenir Next"/>
-                <w:b/>
-                <w:color w:val="1A1A1A"/>
-                <w:sz w:val="18"/>
+              <w:t xml:space="preserve">Least</w:t>
+            </w:r>
+            <w:r>
+              <w:rPr>
+                <w:rFonts w:ascii="Avenir Next" w:hAnsi="Avenir Next" w:cs="Avenir Next" w:eastAsia="Avenir Next"/>
+                <w:color w:val="1A1A1A"/>
+                <w:sz w:val="22"/>
                 <w:szCs w:val="18"/>
               </w:rPr>
-              <w:t xml:space="preserve">Least</w:t>
-            </w:r>
-            <w:r>
-              <w:rPr>
-                <w:rFonts w:ascii="Avenir Next" w:hAnsi="Avenir Next" w:cs="Avenir Next" w:eastAsia="Avenir Next"/>
-                <w:color w:val="1A1A1A"/>
-                <w:sz w:val="18"/>
+              <w:t xml:space="preserve"> is farthest left; </w:t>
+            </w:r>
+            <w:r>
+              <w:rPr>
+                <w:rFonts w:ascii="Avenir Next" w:hAnsi="Avenir Next" w:cs="Avenir Next" w:eastAsia="Avenir Next"/>
+                <w:b/>
+                <w:color w:val="1A1A1A"/>
+                <w:sz w:val="22"/>
                 <w:szCs w:val="18"/>
               </w:rPr>
-              <w:t xml:space="preserve"> is farthest left; </w:t>
-            </w:r>
-            <w:r>
-              <w:rPr>
-                <w:rFonts w:ascii="Avenir Next" w:hAnsi="Avenir Next" w:cs="Avenir Next" w:eastAsia="Avenir Next"/>
-                <w:b/>
-                <w:color w:val="1A1A1A"/>
-                <w:sz w:val="18"/>
-                <w:szCs w:val="18"/>
-              </w:rPr>
               <w:t xml:space="preserve">greatest</w:t>
             </w:r>
             <w:r>
               <w:rPr>
                 <w:rFonts w:ascii="Avenir Next" w:hAnsi="Avenir Next" w:cs="Avenir Next" w:eastAsia="Avenir Next"/>
                 <w:color w:val="1A1A1A"/>
-                <w:sz w:val="18"/>
+                <w:sz w:val="22"/>
                 <w:szCs w:val="18"/>
               </w:rPr>
               <w:t xml:space="preserve"> is farthest right.</w:t>
@@ -2225,25 +2232,25 @@
                 <w:rFonts w:ascii="Avenir Next" w:hAnsi="Avenir Next" w:cs="Avenir Next" w:eastAsia="Avenir Next"/>
                 <w:b/>
                 <w:color w:val="003A70"/>
+                <w:sz w:val="22"/>
+                <w:szCs w:val="18"/>
+              </w:rPr>
+              <w:t xml:space="preserve">•</w:t>
+            </w:r>
+            <w:r>
+              <w:rPr>
+                <w:rFonts w:ascii="Avenir Next" w:hAnsi="Avenir Next" w:cs="Avenir Next" w:eastAsia="Avenir Next"/>
+                <w:color w:val="1A1A1A"/>
                 <w:sz w:val="18"/>
                 <w:szCs w:val="18"/>
               </w:rPr>
-              <w:t xml:space="preserve">•</w:t>
-            </w:r>
-            <w:r>
-              <w:rPr>
-                <w:rFonts w:ascii="Avenir Next" w:hAnsi="Avenir Next" w:cs="Avenir Next" w:eastAsia="Avenir Next"/>
-                <w:color w:val="1A1A1A"/>
-                <w:sz w:val="18"/>
-                <w:szCs w:val="18"/>
-              </w:rPr>
               <w:tab/>
             </w:r>
             <w:r>
               <w:rPr>
                 <w:rFonts w:ascii="Avenir Next" w:hAnsi="Avenir Next" w:cs="Avenir Next" w:eastAsia="Avenir Next"/>
                 <w:color w:val="1A1A1A"/>
-                <w:sz w:val="18"/>
+                <w:sz w:val="22"/>
                 <w:szCs w:val="18"/>
               </w:rPr>
               <w:t xml:space="preserve">Change fractions to decimals to compare: −3/4 = −0.75.</w:t>
@@ -2262,44 +2269,44 @@
                 <w:rFonts w:ascii="Avenir Next" w:hAnsi="Avenir Next" w:cs="Avenir Next" w:eastAsia="Avenir Next"/>
                 <w:b/>
                 <w:color w:val="003A70"/>
+                <w:sz w:val="22"/>
+                <w:szCs w:val="18"/>
+              </w:rPr>
+              <w:t xml:space="preserve">•</w:t>
+            </w:r>
+            <w:r>
+              <w:rPr>
+                <w:rFonts w:ascii="Avenir Next" w:hAnsi="Avenir Next" w:cs="Avenir Next" w:eastAsia="Avenir Next"/>
+                <w:color w:val="1A1A1A"/>
                 <w:sz w:val="18"/>
                 <w:szCs w:val="18"/>
               </w:rPr>
-              <w:t xml:space="preserve">•</w:t>
-            </w:r>
-            <w:r>
-              <w:rPr>
-                <w:rFonts w:ascii="Avenir Next" w:hAnsi="Avenir Next" w:cs="Avenir Next" w:eastAsia="Avenir Next"/>
-                <w:color w:val="1A1A1A"/>
-                <w:sz w:val="18"/>
+              <w:tab/>
+            </w:r>
+            <w:r>
+              <w:rPr>
+                <w:rFonts w:ascii="Avenir Next" w:hAnsi="Avenir Next" w:cs="Avenir Next" w:eastAsia="Avenir Next"/>
+                <w:color w:val="1A1A1A"/>
+                <w:sz w:val="22"/>
                 <w:szCs w:val="18"/>
               </w:rPr>
-              <w:tab/>
-            </w:r>
-            <w:r>
-              <w:rPr>
-                <w:rFonts w:ascii="Avenir Next" w:hAnsi="Avenir Next" w:cs="Avenir Next" w:eastAsia="Avenir Next"/>
-                <w:color w:val="1A1A1A"/>
-                <w:sz w:val="18"/>
+              <w:t xml:space="preserve">For negative numbers, the one farther from 0 is </w:t>
+            </w:r>
+            <w:r>
+              <w:rPr>
+                <w:rFonts w:ascii="Avenir Next" w:hAnsi="Avenir Next" w:cs="Avenir Next" w:eastAsia="Avenir Next"/>
+                <w:b/>
+                <w:color w:val="1A1A1A"/>
+                <w:sz w:val="22"/>
                 <w:szCs w:val="18"/>
               </w:rPr>
-              <w:t xml:space="preserve">For negative numbers, the one farther from 0 is </w:t>
-            </w:r>
-            <w:r>
-              <w:rPr>
-                <w:rFonts w:ascii="Avenir Next" w:hAnsi="Avenir Next" w:cs="Avenir Next" w:eastAsia="Avenir Next"/>
-                <w:b/>
-                <w:color w:val="1A1A1A"/>
-                <w:sz w:val="18"/>
-                <w:szCs w:val="18"/>
-              </w:rPr>
               <w:t xml:space="preserve">less</w:t>
             </w:r>
             <w:r>
               <w:rPr>
                 <w:rFonts w:ascii="Avenir Next" w:hAnsi="Avenir Next" w:cs="Avenir Next" w:eastAsia="Avenir Next"/>
                 <w:color w:val="1A1A1A"/>
-                <w:sz w:val="18"/>
+                <w:sz w:val="22"/>
                 <w:szCs w:val="18"/>
               </w:rPr>
               <w:t xml:space="preserve">.</w:t>
@@ -2314,6 +2321,7 @@
           </w:tcPr>
           <w:p>
             <w:pPr>
+              <w:pStyle w:val="Heading2"/>
               <w:spacing w:before="0" w:after="0" w:line="240" w:lineRule="auto"/>
             </w:pPr>
             <w:r>
@@ -2336,7 +2344,7 @@
               <w:rPr>
                 <w:rFonts w:ascii="Avenir Next" w:hAnsi="Avenir Next" w:cs="Avenir Next" w:eastAsia="Avenir Next"/>
                 <w:color w:val="1A1A1A"/>
-                <w:sz w:val="17"/>
+                <w:sz w:val="22"/>
                 <w:szCs w:val="17"/>
               </w:rPr>
               <w:t xml:space="preserve">Order −1.2, 0.5, −2, and −1/2 from least to greatest.</w:t>
@@ -2355,25 +2363,25 @@
                 <w:rFonts w:ascii="Avenir Next" w:hAnsi="Avenir Next" w:cs="Avenir Next" w:eastAsia="Avenir Next"/>
                 <w:b/>
                 <w:color w:val="003A70"/>
+                <w:sz w:val="22"/>
+                <w:szCs w:val="17"/>
+              </w:rPr>
+              <w:t xml:space="preserve">Step 1</w:t>
+            </w:r>
+            <w:r>
+              <w:rPr>
+                <w:rFonts w:ascii="Avenir Next" w:hAnsi="Avenir Next" w:cs="Avenir Next" w:eastAsia="Avenir Next"/>
+                <w:color w:val="1A1A1A"/>
                 <w:sz w:val="17"/>
                 <w:szCs w:val="17"/>
               </w:rPr>
-              <w:t xml:space="preserve">Step 1</w:t>
-            </w:r>
-            <w:r>
-              <w:rPr>
-                <w:rFonts w:ascii="Avenir Next" w:hAnsi="Avenir Next" w:cs="Avenir Next" w:eastAsia="Avenir Next"/>
-                <w:color w:val="1A1A1A"/>
-                <w:sz w:val="17"/>
-                <w:szCs w:val="17"/>
-              </w:rPr>
               <w:tab/>
             </w:r>
             <w:r>
               <w:rPr>
                 <w:rFonts w:ascii="Avenir Next" w:hAnsi="Avenir Next" w:cs="Avenir Next" w:eastAsia="Avenir Next"/>
                 <w:color w:val="1A1A1A"/>
-                <w:sz w:val="17"/>
+                <w:sz w:val="22"/>
                 <w:szCs w:val="17"/>
               </w:rPr>
               <w:t xml:space="preserve">Write −1/2 as −0.5.</w:t>
@@ -2392,25 +2400,25 @@
                 <w:rFonts w:ascii="Avenir Next" w:hAnsi="Avenir Next" w:cs="Avenir Next" w:eastAsia="Avenir Next"/>
                 <w:b/>
                 <w:color w:val="003A70"/>
+                <w:sz w:val="22"/>
+                <w:szCs w:val="17"/>
+              </w:rPr>
+              <w:t xml:space="preserve">Step 2</w:t>
+            </w:r>
+            <w:r>
+              <w:rPr>
+                <w:rFonts w:ascii="Avenir Next" w:hAnsi="Avenir Next" w:cs="Avenir Next" w:eastAsia="Avenir Next"/>
+                <w:color w:val="1A1A1A"/>
                 <w:sz w:val="17"/>
                 <w:szCs w:val="17"/>
               </w:rPr>
-              <w:t xml:space="preserve">Step 2</w:t>
-            </w:r>
-            <w:r>
-              <w:rPr>
-                <w:rFonts w:ascii="Avenir Next" w:hAnsi="Avenir Next" w:cs="Avenir Next" w:eastAsia="Avenir Next"/>
-                <w:color w:val="1A1A1A"/>
-                <w:sz w:val="17"/>
-                <w:szCs w:val="17"/>
-              </w:rPr>
               <w:tab/>
             </w:r>
             <w:r>
               <w:rPr>
                 <w:rFonts w:ascii="Avenir Next" w:hAnsi="Avenir Next" w:cs="Avenir Next" w:eastAsia="Avenir Next"/>
                 <w:color w:val="1A1A1A"/>
-                <w:sz w:val="17"/>
+                <w:sz w:val="22"/>
                 <w:szCs w:val="17"/>
               </w:rPr>
               <w:t xml:space="preserve">Read the number line from left to right.</w:t>
@@ -2429,18 +2437,18 @@
                 <w:rFonts w:ascii="Avenir Next" w:hAnsi="Avenir Next" w:cs="Avenir Next" w:eastAsia="Avenir Next"/>
                 <w:b/>
                 <w:color w:val="1A1A1A"/>
+                <w:sz w:val="22"/>
+                <w:szCs w:val="17"/>
+              </w:rPr>
+              <w:t xml:space="preserve">Answer</w:t>
+            </w:r>
+            <w:r>
+              <w:rPr>
+                <w:rFonts w:ascii="Avenir Next" w:hAnsi="Avenir Next" w:cs="Avenir Next" w:eastAsia="Avenir Next"/>
+                <w:color w:val="1A1A1A"/>
                 <w:sz w:val="17"/>
                 <w:szCs w:val="17"/>
               </w:rPr>
-              <w:t xml:space="preserve">Answer</w:t>
-            </w:r>
-            <w:r>
-              <w:rPr>
-                <w:rFonts w:ascii="Avenir Next" w:hAnsi="Avenir Next" w:cs="Avenir Next" w:eastAsia="Avenir Next"/>
-                <w:color w:val="1A1A1A"/>
-                <w:sz w:val="17"/>
-                <w:szCs w:val="17"/>
-              </w:rPr>
               <w:tab/>
             </w:r>
             <w:r>
@@ -2448,7 +2456,7 @@
                 <w:rFonts w:ascii="Avenir Next" w:hAnsi="Avenir Next" w:cs="Avenir Next" w:eastAsia="Avenir Next"/>
                 <w:b/>
                 <w:color w:val="1A1A1A"/>
-                <w:sz w:val="17"/>
+                <w:sz w:val="22"/>
                 <w:szCs w:val="17"/>
               </w:rPr>
               <w:t xml:space="preserve">−2, −1.2, −1/2, 0.5</w:t>
@@ -2459,6 +2467,7 @@
     </w:tbl>
     <w:p>
       <w:pPr>
+        <w:pStyle w:val="Heading2"/>
         <w:keepNext/>
         <w:pBdr>
           <w:bottom w:val="single" w:sz="8" w:space="3" w:color="003A70"/>
@@ -2474,7 +2483,7 @@
           <w:b/>
           <w:color w:val="003A70"/>
           <w:spacing w:val="14"/>
-          <w:sz w:val="19"/>
+          <w:sz w:val="22"/>
           <w:szCs w:val="19"/>
         </w:rPr>
         <w:t xml:space="preserve">PRACTICE</w:t>
@@ -2493,7 +2502,7 @@
           <w:rFonts w:ascii="Avenir Next" w:hAnsi="Avenir Next" w:cs="Avenir Next" w:eastAsia="Avenir Next"/>
           <w:i/>
           <w:color w:val="5A5F66"/>
-          <w:sz w:val="17"/>
+          <w:sz w:val="22"/>
           <w:szCs w:val="17"/>
         </w:rPr>
         <w:t xml:space="preserve">show your work · label units</w:t>
@@ -2513,25 +2522,25 @@
           <w:rFonts w:ascii="Avenir Next" w:hAnsi="Avenir Next" w:cs="Avenir Next" w:eastAsia="Avenir Next"/>
           <w:b/>
           <w:color w:val="1A1A1A"/>
+          <w:sz w:val="22"/>
+          <w:szCs w:val="20"/>
+        </w:rPr>
+        <w:t xml:space="preserve">1.</w:t>
+      </w:r>
+      <w:r>
+        <w:rPr>
+          <w:rFonts w:ascii="Avenir Next" w:hAnsi="Avenir Next" w:cs="Avenir Next" w:eastAsia="Avenir Next"/>
+          <w:color w:val="1A1A1A"/>
           <w:sz w:val="20"/>
           <w:szCs w:val="20"/>
         </w:rPr>
-        <w:t xml:space="preserve">1.</w:t>
-      </w:r>
-      <w:r>
-        <w:rPr>
-          <w:rFonts w:ascii="Avenir Next" w:hAnsi="Avenir Next" w:cs="Avenir Next" w:eastAsia="Avenir Next"/>
-          <w:color w:val="1A1A1A"/>
-          <w:sz w:val="20"/>
-          <w:szCs w:val="20"/>
-        </w:rPr>
         <w:tab/>
       </w:r>
       <w:r>
         <w:rPr>
           <w:rFonts w:ascii="Avenir Next" w:hAnsi="Avenir Next" w:cs="Avenir Next" w:eastAsia="Avenir Next"/>
           <w:color w:val="1A1A1A"/>
-          <w:sz w:val="20"/>
+          <w:sz w:val="22"/>
           <w:szCs w:val="20"/>
         </w:rPr>
         <w:t xml:space="preserve">Plot each number. Then write them in order from least to greatest:  1.5,  −2.5,  −3/4,  2 1/4,  −3.25</w:t>
@@ -2550,7 +2559,7 @@
         <w:drawing>
           <wp:inline distT="0" distB="0" distL="0" distR="0">
             <wp:extent cx="4572000" cy="566928"/>
-            <wp:docPr id="3" name="Figure 3"/>
+            <wp:docPr id="3" name="Figure 3" descr="Number line from -4 to 4, ticks every 0.25."/>
             <a:graphic xmlns:a="http://schemas.openxmlformats.org/drawingml/2006/main">
               <a:graphicData uri="http://schemas.openxmlformats.org/drawingml/2006/picture">
                 <pic:pic xmlns:pic="http://schemas.openxmlformats.org/drawingml/2006/picture">
@@ -2593,7 +2602,7 @@
           <w:rFonts w:ascii="Avenir Next" w:hAnsi="Avenir Next" w:cs="Avenir Next" w:eastAsia="Avenir Next"/>
           <w:b/>
           <w:color w:val="1A1A1A"/>
-          <w:sz w:val="18"/>
+          <w:sz w:val="22"/>
           <w:szCs w:val="18"/>
         </w:rPr>
         <w:t xml:space="preserve">Order</w:t>
@@ -2627,25 +2636,25 @@
           <w:rFonts w:ascii="Avenir Next" w:hAnsi="Avenir Next" w:cs="Avenir Next" w:eastAsia="Avenir Next"/>
           <w:b/>
           <w:color w:val="1A1A1A"/>
+          <w:sz w:val="22"/>
+          <w:szCs w:val="20"/>
+        </w:rPr>
+        <w:t xml:space="preserve">2.</w:t>
+      </w:r>
+      <w:r>
+        <w:rPr>
+          <w:rFonts w:ascii="Avenir Next" w:hAnsi="Avenir Next" w:cs="Avenir Next" w:eastAsia="Avenir Next"/>
+          <w:color w:val="1A1A1A"/>
           <w:sz w:val="20"/>
           <w:szCs w:val="20"/>
         </w:rPr>
-        <w:t xml:space="preserve">2.</w:t>
-      </w:r>
-      <w:r>
-        <w:rPr>
-          <w:rFonts w:ascii="Avenir Next" w:hAnsi="Avenir Next" w:cs="Avenir Next" w:eastAsia="Avenir Next"/>
-          <w:color w:val="1A1A1A"/>
-          <w:sz w:val="20"/>
-          <w:szCs w:val="20"/>
-        </w:rPr>
         <w:tab/>
       </w:r>
       <w:r>
         <w:rPr>
           <w:rFonts w:ascii="Avenir Next" w:hAnsi="Avenir Next" w:cs="Avenir Next" w:eastAsia="Avenir Next"/>
           <w:color w:val="1A1A1A"/>
-          <w:sz w:val="20"/>
+          <w:sz w:val="22"/>
           <w:szCs w:val="20"/>
         </w:rPr>
         <w:t xml:space="preserve">Order each set from least to greatest.</w:t>
@@ -2665,25 +2674,25 @@
           <w:rFonts w:ascii="Avenir Next" w:hAnsi="Avenir Next" w:cs="Avenir Next" w:eastAsia="Avenir Next"/>
           <w:b/>
           <w:color w:val="003A70"/>
+          <w:sz w:val="22"/>
+          <w:szCs w:val="20"/>
+        </w:rPr>
+        <w:t xml:space="preserve">a.</w:t>
+      </w:r>
+      <w:r>
+        <w:rPr>
+          <w:rFonts w:ascii="Avenir Next" w:hAnsi="Avenir Next" w:cs="Avenir Next" w:eastAsia="Avenir Next"/>
+          <w:color w:val="1A1A1A"/>
           <w:sz w:val="20"/>
           <w:szCs w:val="20"/>
         </w:rPr>
-        <w:t xml:space="preserve">a.</w:t>
-      </w:r>
-      <w:r>
-        <w:rPr>
-          <w:rFonts w:ascii="Avenir Next" w:hAnsi="Avenir Next" w:cs="Avenir Next" w:eastAsia="Avenir Next"/>
-          <w:color w:val="1A1A1A"/>
-          <w:sz w:val="20"/>
-          <w:szCs w:val="20"/>
-        </w:rPr>
         <w:tab/>
       </w:r>
       <w:r>
         <w:rPr>
           <w:rFonts w:ascii="Avenir Next" w:hAnsi="Avenir Next" w:cs="Avenir Next" w:eastAsia="Avenir Next"/>
           <w:color w:val="1A1A1A"/>
-          <w:sz w:val="20"/>
+          <w:sz w:val="22"/>
           <w:szCs w:val="20"/>
         </w:rPr>
         <w:t xml:space="preserve">−6, 4, −9, 0</w:t>
@@ -2722,25 +2731,25 @@
           <w:rFonts w:ascii="Avenir Next" w:hAnsi="Avenir Next" w:cs="Avenir Next" w:eastAsia="Avenir Next"/>
           <w:b/>
           <w:color w:val="003A70"/>
+          <w:sz w:val="22"/>
+          <w:szCs w:val="20"/>
+        </w:rPr>
+        <w:t xml:space="preserve">b.</w:t>
+      </w:r>
+      <w:r>
+        <w:rPr>
+          <w:rFonts w:ascii="Avenir Next" w:hAnsi="Avenir Next" w:cs="Avenir Next" w:eastAsia="Avenir Next"/>
+          <w:color w:val="1A1A1A"/>
           <w:sz w:val="20"/>
           <w:szCs w:val="20"/>
         </w:rPr>
-        <w:t xml:space="preserve">b.</w:t>
-      </w:r>
-      <w:r>
-        <w:rPr>
-          <w:rFonts w:ascii="Avenir Next" w:hAnsi="Avenir Next" w:cs="Avenir Next" w:eastAsia="Avenir Next"/>
-          <w:color w:val="1A1A1A"/>
-          <w:sz w:val="20"/>
-          <w:szCs w:val="20"/>
-        </w:rPr>
         <w:tab/>
       </w:r>
       <w:r>
         <w:rPr>
           <w:rFonts w:ascii="Avenir Next" w:hAnsi="Avenir Next" w:cs="Avenir Next" w:eastAsia="Avenir Next"/>
           <w:color w:val="1A1A1A"/>
-          <w:sz w:val="20"/>
+          <w:sz w:val="22"/>
           <w:szCs w:val="20"/>
         </w:rPr>
         <w:t xml:space="preserve">−0.3, −3, −0.03</w:t>
@@ -2784,25 +2793,25 @@
           <w:rFonts w:ascii="Avenir Next" w:hAnsi="Avenir Next" w:cs="Avenir Next" w:eastAsia="Avenir Next"/>
           <w:b/>
           <w:color w:val="1A1A1A"/>
+          <w:sz w:val="22"/>
+          <w:szCs w:val="20"/>
+        </w:rPr>
+        <w:t xml:space="preserve">3.</w:t>
+      </w:r>
+      <w:r>
+        <w:rPr>
+          <w:rFonts w:ascii="Avenir Next" w:hAnsi="Avenir Next" w:cs="Avenir Next" w:eastAsia="Avenir Next"/>
+          <w:color w:val="1A1A1A"/>
           <w:sz w:val="20"/>
           <w:szCs w:val="20"/>
         </w:rPr>
-        <w:t xml:space="preserve">3.</w:t>
-      </w:r>
-      <w:r>
-        <w:rPr>
-          <w:rFonts w:ascii="Avenir Next" w:hAnsi="Avenir Next" w:cs="Avenir Next" w:eastAsia="Avenir Next"/>
-          <w:color w:val="1A1A1A"/>
-          <w:sz w:val="20"/>
-          <w:szCs w:val="20"/>
-        </w:rPr>
         <w:tab/>
       </w:r>
       <w:r>
         <w:rPr>
           <w:rFonts w:ascii="Avenir Next" w:hAnsi="Avenir Next" w:cs="Avenir Next" w:eastAsia="Avenir Next"/>
           <w:color w:val="1A1A1A"/>
-          <w:sz w:val="20"/>
+          <w:sz w:val="22"/>
           <w:szCs w:val="20"/>
         </w:rPr>
         <w:t xml:space="preserve">Circle the greatest number in each set.</w:t>
@@ -2857,25 +2866,25 @@
                 <w:rFonts w:ascii="Avenir Next" w:hAnsi="Avenir Next" w:cs="Avenir Next" w:eastAsia="Avenir Next"/>
                 <w:b/>
                 <w:color w:val="003A70"/>
+                <w:sz w:val="22"/>
+                <w:szCs w:val="20"/>
+              </w:rPr>
+              <w:t xml:space="preserve">a.</w:t>
+            </w:r>
+            <w:r>
+              <w:rPr>
+                <w:rFonts w:ascii="Avenir Next" w:hAnsi="Avenir Next" w:cs="Avenir Next" w:eastAsia="Avenir Next"/>
+                <w:color w:val="1A1A1A"/>
                 <w:sz w:val="20"/>
                 <w:szCs w:val="20"/>
               </w:rPr>
-              <w:t xml:space="preserve">a.</w:t>
-            </w:r>
-            <w:r>
-              <w:rPr>
-                <w:rFonts w:ascii="Avenir Next" w:hAnsi="Avenir Next" w:cs="Avenir Next" w:eastAsia="Avenir Next"/>
-                <w:color w:val="1A1A1A"/>
-                <w:sz w:val="20"/>
-                <w:szCs w:val="20"/>
-              </w:rPr>
               <w:tab/>
             </w:r>
             <w:r>
               <w:rPr>
                 <w:rFonts w:ascii="Avenir Next" w:hAnsi="Avenir Next" w:cs="Avenir Next" w:eastAsia="Avenir Next"/>
                 <w:color w:val="1A1A1A"/>
-                <w:sz w:val="20"/>
+                <w:sz w:val="22"/>
                 <w:szCs w:val="20"/>
               </w:rPr>
               <w:t xml:space="preserve">−5,  −2,  −8</w:t>
@@ -2900,25 +2909,25 @@
                 <w:rFonts w:ascii="Avenir Next" w:hAnsi="Avenir Next" w:cs="Avenir Next" w:eastAsia="Avenir Next"/>
                 <w:b/>
                 <w:color w:val="003A70"/>
+                <w:sz w:val="22"/>
+                <w:szCs w:val="20"/>
+              </w:rPr>
+              <w:t xml:space="preserve">b.</w:t>
+            </w:r>
+            <w:r>
+              <w:rPr>
+                <w:rFonts w:ascii="Avenir Next" w:hAnsi="Avenir Next" w:cs="Avenir Next" w:eastAsia="Avenir Next"/>
+                <w:color w:val="1A1A1A"/>
                 <w:sz w:val="20"/>
                 <w:szCs w:val="20"/>
               </w:rPr>
-              <w:t xml:space="preserve">b.</w:t>
-            </w:r>
-            <w:r>
-              <w:rPr>
-                <w:rFonts w:ascii="Avenir Next" w:hAnsi="Avenir Next" w:cs="Avenir Next" w:eastAsia="Avenir Next"/>
-                <w:color w:val="1A1A1A"/>
-                <w:sz w:val="20"/>
-                <w:szCs w:val="20"/>
-              </w:rPr>
               <w:tab/>
             </w:r>
             <w:r>
               <w:rPr>
                 <w:rFonts w:ascii="Avenir Next" w:hAnsi="Avenir Next" w:cs="Avenir Next" w:eastAsia="Avenir Next"/>
                 <w:color w:val="1A1A1A"/>
-                <w:sz w:val="20"/>
+                <w:sz w:val="22"/>
                 <w:szCs w:val="20"/>
               </w:rPr>
               <w:t xml:space="preserve">−1.4,  −1.04,  −1.44</w:t>
@@ -2949,25 +2958,25 @@
                 <w:rFonts w:ascii="Avenir Next" w:hAnsi="Avenir Next" w:cs="Avenir Next" w:eastAsia="Avenir Next"/>
                 <w:b/>
                 <w:color w:val="003A70"/>
+                <w:sz w:val="22"/>
+                <w:szCs w:val="20"/>
+              </w:rPr>
+              <w:t xml:space="preserve">c.</w:t>
+            </w:r>
+            <w:r>
+              <w:rPr>
+                <w:rFonts w:ascii="Avenir Next" w:hAnsi="Avenir Next" w:cs="Avenir Next" w:eastAsia="Avenir Next"/>
+                <w:color w:val="1A1A1A"/>
                 <w:sz w:val="20"/>
                 <w:szCs w:val="20"/>
               </w:rPr>
-              <w:t xml:space="preserve">c.</w:t>
-            </w:r>
-            <w:r>
-              <w:rPr>
-                <w:rFonts w:ascii="Avenir Next" w:hAnsi="Avenir Next" w:cs="Avenir Next" w:eastAsia="Avenir Next"/>
-                <w:color w:val="1A1A1A"/>
-                <w:sz w:val="20"/>
-                <w:szCs w:val="20"/>
-              </w:rPr>
               <w:tab/>
             </w:r>
             <w:r>
               <w:rPr>
                 <w:rFonts w:ascii="Avenir Next" w:hAnsi="Avenir Next" w:cs="Avenir Next" w:eastAsia="Avenir Next"/>
                 <w:color w:val="1A1A1A"/>
-                <w:sz w:val="20"/>
+                <w:sz w:val="22"/>
                 <w:szCs w:val="20"/>
               </w:rPr>
               <w:t xml:space="preserve">−2/3,  −1/2,  −3/4</w:t>
@@ -2992,25 +3001,25 @@
                 <w:rFonts w:ascii="Avenir Next" w:hAnsi="Avenir Next" w:cs="Avenir Next" w:eastAsia="Avenir Next"/>
                 <w:b/>
                 <w:color w:val="003A70"/>
+                <w:sz w:val="22"/>
+                <w:szCs w:val="20"/>
+              </w:rPr>
+              <w:t xml:space="preserve">d.</w:t>
+            </w:r>
+            <w:r>
+              <w:rPr>
+                <w:rFonts w:ascii="Avenir Next" w:hAnsi="Avenir Next" w:cs="Avenir Next" w:eastAsia="Avenir Next"/>
+                <w:color w:val="1A1A1A"/>
                 <w:sz w:val="20"/>
                 <w:szCs w:val="20"/>
               </w:rPr>
-              <w:t xml:space="preserve">d.</w:t>
-            </w:r>
-            <w:r>
-              <w:rPr>
-                <w:rFonts w:ascii="Avenir Next" w:hAnsi="Avenir Next" w:cs="Avenir Next" w:eastAsia="Avenir Next"/>
-                <w:color w:val="1A1A1A"/>
-                <w:sz w:val="20"/>
-                <w:szCs w:val="20"/>
-              </w:rPr>
               <w:tab/>
             </w:r>
             <w:r>
               <w:rPr>
                 <w:rFonts w:ascii="Avenir Next" w:hAnsi="Avenir Next" w:cs="Avenir Next" w:eastAsia="Avenir Next"/>
                 <w:color w:val="1A1A1A"/>
-                <w:sz w:val="20"/>
+                <w:sz w:val="22"/>
                 <w:szCs w:val="20"/>
               </w:rPr>
               <w:t xml:space="preserve">0,  −0.1,  −10</w:t>
@@ -3038,18 +3047,18 @@
           <w:rFonts w:ascii="Avenir Next" w:hAnsi="Avenir Next" w:cs="Avenir Next" w:eastAsia="Avenir Next"/>
           <w:b/>
           <w:color w:val="1A1A1A"/>
+          <w:sz w:val="22"/>
+          <w:szCs w:val="20"/>
+        </w:rPr>
+        <w:t xml:space="preserve">4.</w:t>
+      </w:r>
+      <w:r>
+        <w:rPr>
+          <w:rFonts w:ascii="Avenir Next" w:hAnsi="Avenir Next" w:cs="Avenir Next" w:eastAsia="Avenir Next"/>
+          <w:color w:val="1A1A1A"/>
           <w:sz w:val="20"/>
           <w:szCs w:val="20"/>
         </w:rPr>
-        <w:t xml:space="preserve">4.</w:t>
-      </w:r>
-      <w:r>
-        <w:rPr>
-          <w:rFonts w:ascii="Avenir Next" w:hAnsi="Avenir Next" w:cs="Avenir Next" w:eastAsia="Avenir Next"/>
-          <w:color w:val="1A1A1A"/>
-          <w:sz w:val="20"/>
-          <w:szCs w:val="20"/>
-        </w:rPr>
         <w:tab/>
       </w:r>
       <w:r>
@@ -3057,7 +3066,7 @@
           <w:rFonts w:ascii="Avenir Next" w:hAnsi="Avenir Next" w:cs="Avenir Next" w:eastAsia="Avenir Next"/>
           <w:b/>
           <w:color w:val="1A1A1A"/>
-          <w:sz w:val="20"/>
+          <w:sz w:val="22"/>
           <w:szCs w:val="20"/>
         </w:rPr>
         <w:t xml:space="preserve">Ocean Animals.  </w:t>
@@ -3066,7 +3075,7 @@
         <w:rPr>
           <w:rFonts w:ascii="Avenir Next" w:hAnsi="Avenir Next" w:cs="Avenir Next" w:eastAsia="Avenir Next"/>
           <w:color w:val="1A1A1A"/>
-          <w:sz w:val="20"/>
+          <w:sz w:val="22"/>
           <w:szCs w:val="20"/>
         </w:rPr>
         <w:t xml:space="preserve">A shark swims at −45.5 m, a turtle at −12 m, a dolphin at −30.25 m, and a jellyfish at −8.75 m. List the animals from deepest to closest to the surface.</w:t>
@@ -3085,7 +3094,7 @@
           <w:rFonts w:ascii="Avenir Next" w:hAnsi="Avenir Next" w:cs="Avenir Next" w:eastAsia="Avenir Next"/>
           <w:b/>
           <w:color w:val="1A1A1A"/>
-          <w:sz w:val="18"/>
+          <w:sz w:val="22"/>
           <w:szCs w:val="18"/>
         </w:rPr>
         <w:t xml:space="preserve">Answer</w:t>
@@ -3119,18 +3128,18 @@
           <w:rFonts w:ascii="Avenir Next" w:hAnsi="Avenir Next" w:cs="Avenir Next" w:eastAsia="Avenir Next"/>
           <w:b/>
           <w:color w:val="1A1A1A"/>
+          <w:sz w:val="22"/>
+          <w:szCs w:val="20"/>
+        </w:rPr>
+        <w:t xml:space="preserve">5.</w:t>
+      </w:r>
+      <w:r>
+        <w:rPr>
+          <w:rFonts w:ascii="Avenir Next" w:hAnsi="Avenir Next" w:cs="Avenir Next" w:eastAsia="Avenir Next"/>
+          <w:color w:val="1A1A1A"/>
           <w:sz w:val="20"/>
           <w:szCs w:val="20"/>
         </w:rPr>
-        <w:t xml:space="preserve">5.</w:t>
-      </w:r>
-      <w:r>
-        <w:rPr>
-          <w:rFonts w:ascii="Avenir Next" w:hAnsi="Avenir Next" w:cs="Avenir Next" w:eastAsia="Avenir Next"/>
-          <w:color w:val="1A1A1A"/>
-          <w:sz w:val="20"/>
-          <w:szCs w:val="20"/>
-        </w:rPr>
         <w:tab/>
       </w:r>
       <w:r>
@@ -3138,7 +3147,7 @@
           <w:rFonts w:ascii="Avenir Next" w:hAnsi="Avenir Next" w:cs="Avenir Next" w:eastAsia="Avenir Next"/>
           <w:b/>
           <w:color w:val="1A1A1A"/>
-          <w:sz w:val="20"/>
+          <w:sz w:val="22"/>
           <w:szCs w:val="20"/>
         </w:rPr>
         <w:t xml:space="preserve">Find the Error.  </w:t>
@@ -3147,7 +3156,7 @@
         <w:rPr>
           <w:rFonts w:ascii="Avenir Next" w:hAnsi="Avenir Next" w:cs="Avenir Next" w:eastAsia="Avenir Next"/>
           <w:color w:val="1A1A1A"/>
-          <w:sz w:val="20"/>
+          <w:sz w:val="22"/>
           <w:szCs w:val="20"/>
         </w:rPr>
         <w:t xml:space="preserve">Leo ordered −1/2, −0.4, and −0.6 from least to greatest as −0.4, −1/2, −0.6. Explain his mistake and write the correct order.</w:t>
@@ -3226,6 +3235,7 @@
     </w:p>
     <w:p>
       <w:pPr>
+        <w:pStyle w:val="Heading2"/>
         <w:keepNext/>
         <w:pBdr>
           <w:bottom w:val="single" w:sz="8" w:space="3" w:color="003A70"/>
@@ -3241,7 +3251,7 @@
           <w:b/>
           <w:color w:val="003A70"/>
           <w:spacing w:val="14"/>
-          <w:sz w:val="19"/>
+          <w:sz w:val="22"/>
           <w:szCs w:val="19"/>
         </w:rPr>
         <w:t xml:space="preserve">TEST PRACTICE</w:t>
@@ -3260,7 +3270,7 @@
           <w:rFonts w:ascii="Avenir Next" w:hAnsi="Avenir Next" w:cs="Avenir Next" w:eastAsia="Avenir Next"/>
           <w:i/>
           <w:color w:val="5A5F66"/>
-          <w:sz w:val="17"/>
+          <w:sz w:val="22"/>
           <w:szCs w:val="17"/>
         </w:rPr>
         <w:t xml:space="preserve">choose the best answer</w:t>
@@ -3280,25 +3290,25 @@
           <w:rFonts w:ascii="Avenir Next" w:hAnsi="Avenir Next" w:cs="Avenir Next" w:eastAsia="Avenir Next"/>
           <w:b/>
           <w:color w:val="1A1A1A"/>
+          <w:sz w:val="22"/>
+          <w:szCs w:val="20"/>
+        </w:rPr>
+        <w:t xml:space="preserve">6.</w:t>
+      </w:r>
+      <w:r>
+        <w:rPr>
+          <w:rFonts w:ascii="Avenir Next" w:hAnsi="Avenir Next" w:cs="Avenir Next" w:eastAsia="Avenir Next"/>
+          <w:color w:val="1A1A1A"/>
           <w:sz w:val="20"/>
           <w:szCs w:val="20"/>
         </w:rPr>
-        <w:t xml:space="preserve">6.</w:t>
-      </w:r>
-      <w:r>
-        <w:rPr>
-          <w:rFonts w:ascii="Avenir Next" w:hAnsi="Avenir Next" w:cs="Avenir Next" w:eastAsia="Avenir Next"/>
-          <w:color w:val="1A1A1A"/>
-          <w:sz w:val="20"/>
-          <w:szCs w:val="20"/>
-        </w:rPr>
         <w:tab/>
       </w:r>
       <w:r>
         <w:rPr>
           <w:rFonts w:ascii="Avenir Next" w:hAnsi="Avenir Next" w:cs="Avenir Next" w:eastAsia="Avenir Next"/>
           <w:color w:val="1A1A1A"/>
-          <w:sz w:val="20"/>
+          <w:sz w:val="22"/>
           <w:szCs w:val="20"/>
         </w:rPr>
         <w:t xml:space="preserve">Which list is ordered from least to greatest?</w:t>
@@ -3354,25 +3364,25 @@
                 <w:rFonts w:ascii="Avenir Next" w:hAnsi="Avenir Next" w:cs="Avenir Next" w:eastAsia="Avenir Next"/>
                 <w:b/>
                 <w:color w:val="003A70"/>
+                <w:sz w:val="22"/>
+                <w:szCs w:val="19"/>
+              </w:rPr>
+              <w:t xml:space="preserve">A</w:t>
+            </w:r>
+            <w:r>
+              <w:rPr>
+                <w:rFonts w:ascii="Avenir Next" w:hAnsi="Avenir Next" w:cs="Avenir Next" w:eastAsia="Avenir Next"/>
+                <w:color w:val="1A1A1A"/>
                 <w:sz w:val="19"/>
                 <w:szCs w:val="19"/>
               </w:rPr>
-              <w:t xml:space="preserve">A</w:t>
-            </w:r>
-            <w:r>
-              <w:rPr>
-                <w:rFonts w:ascii="Avenir Next" w:hAnsi="Avenir Next" w:cs="Avenir Next" w:eastAsia="Avenir Next"/>
-                <w:color w:val="1A1A1A"/>
-                <w:sz w:val="19"/>
-                <w:szCs w:val="19"/>
-              </w:rPr>
               <w:tab/>
             </w:r>
             <w:r>
               <w:rPr>
                 <w:rFonts w:ascii="Avenir Next" w:hAnsi="Avenir Next" w:cs="Avenir Next" w:eastAsia="Avenir Next"/>
                 <w:color w:val="1A1A1A"/>
-                <w:sz w:val="19"/>
+                <w:sz w:val="22"/>
                 <w:szCs w:val="19"/>
               </w:rPr>
               <w:t xml:space="preserve">−5, −8, 0, 3</w:t>
@@ -3397,25 +3407,25 @@
                 <w:rFonts w:ascii="Avenir Next" w:hAnsi="Avenir Next" w:cs="Avenir Next" w:eastAsia="Avenir Next"/>
                 <w:b/>
                 <w:color w:val="003A70"/>
+                <w:sz w:val="22"/>
+                <w:szCs w:val="19"/>
+              </w:rPr>
+              <w:t xml:space="preserve">B</w:t>
+            </w:r>
+            <w:r>
+              <w:rPr>
+                <w:rFonts w:ascii="Avenir Next" w:hAnsi="Avenir Next" w:cs="Avenir Next" w:eastAsia="Avenir Next"/>
+                <w:color w:val="1A1A1A"/>
                 <w:sz w:val="19"/>
                 <w:szCs w:val="19"/>
               </w:rPr>
-              <w:t xml:space="preserve">B</w:t>
-            </w:r>
-            <w:r>
-              <w:rPr>
-                <w:rFonts w:ascii="Avenir Next" w:hAnsi="Avenir Next" w:cs="Avenir Next" w:eastAsia="Avenir Next"/>
-                <w:color w:val="1A1A1A"/>
-                <w:sz w:val="19"/>
-                <w:szCs w:val="19"/>
-              </w:rPr>
               <w:tab/>
             </w:r>
             <w:r>
               <w:rPr>
                 <w:rFonts w:ascii="Avenir Next" w:hAnsi="Avenir Next" w:cs="Avenir Next" w:eastAsia="Avenir Next"/>
                 <w:color w:val="1A1A1A"/>
-                <w:sz w:val="19"/>
+                <w:sz w:val="22"/>
                 <w:szCs w:val="19"/>
               </w:rPr>
               <w:t xml:space="preserve">−8, −5, 0, 3</w:t>
@@ -3440,25 +3450,25 @@
                 <w:rFonts w:ascii="Avenir Next" w:hAnsi="Avenir Next" w:cs="Avenir Next" w:eastAsia="Avenir Next"/>
                 <w:b/>
                 <w:color w:val="003A70"/>
+                <w:sz w:val="22"/>
+                <w:szCs w:val="19"/>
+              </w:rPr>
+              <w:t xml:space="preserve">C</w:t>
+            </w:r>
+            <w:r>
+              <w:rPr>
+                <w:rFonts w:ascii="Avenir Next" w:hAnsi="Avenir Next" w:cs="Avenir Next" w:eastAsia="Avenir Next"/>
+                <w:color w:val="1A1A1A"/>
                 <w:sz w:val="19"/>
                 <w:szCs w:val="19"/>
               </w:rPr>
-              <w:t xml:space="preserve">C</w:t>
-            </w:r>
-            <w:r>
-              <w:rPr>
-                <w:rFonts w:ascii="Avenir Next" w:hAnsi="Avenir Next" w:cs="Avenir Next" w:eastAsia="Avenir Next"/>
-                <w:color w:val="1A1A1A"/>
-                <w:sz w:val="19"/>
-                <w:szCs w:val="19"/>
-              </w:rPr>
               <w:tab/>
             </w:r>
             <w:r>
               <w:rPr>
                 <w:rFonts w:ascii="Avenir Next" w:hAnsi="Avenir Next" w:cs="Avenir Next" w:eastAsia="Avenir Next"/>
                 <w:color w:val="1A1A1A"/>
-                <w:sz w:val="19"/>
+                <w:sz w:val="22"/>
                 <w:szCs w:val="19"/>
               </w:rPr>
               <w:t xml:space="preserve">0, −5, −8, 3</w:t>
@@ -3483,25 +3493,25 @@
                 <w:rFonts w:ascii="Avenir Next" w:hAnsi="Avenir Next" w:cs="Avenir Next" w:eastAsia="Avenir Next"/>
                 <w:b/>
                 <w:color w:val="003A70"/>
+                <w:sz w:val="22"/>
+                <w:szCs w:val="19"/>
+              </w:rPr>
+              <w:t xml:space="preserve">D</w:t>
+            </w:r>
+            <w:r>
+              <w:rPr>
+                <w:rFonts w:ascii="Avenir Next" w:hAnsi="Avenir Next" w:cs="Avenir Next" w:eastAsia="Avenir Next"/>
+                <w:color w:val="1A1A1A"/>
                 <w:sz w:val="19"/>
                 <w:szCs w:val="19"/>
               </w:rPr>
-              <w:t xml:space="preserve">D</w:t>
-            </w:r>
-            <w:r>
-              <w:rPr>
-                <w:rFonts w:ascii="Avenir Next" w:hAnsi="Avenir Next" w:cs="Avenir Next" w:eastAsia="Avenir Next"/>
-                <w:color w:val="1A1A1A"/>
-                <w:sz w:val="19"/>
-                <w:szCs w:val="19"/>
-              </w:rPr>
               <w:tab/>
             </w:r>
             <w:r>
               <w:rPr>
                 <w:rFonts w:ascii="Avenir Next" w:hAnsi="Avenir Next" w:cs="Avenir Next" w:eastAsia="Avenir Next"/>
                 <w:color w:val="1A1A1A"/>
-                <w:sz w:val="19"/>
+                <w:sz w:val="22"/>
                 <w:szCs w:val="19"/>
               </w:rPr>
               <w:t xml:space="preserve">3, 0, −5, −8</w:t>
@@ -3529,25 +3539,25 @@
           <w:rFonts w:ascii="Avenir Next" w:hAnsi="Avenir Next" w:cs="Avenir Next" w:eastAsia="Avenir Next"/>
           <w:b/>
           <w:color w:val="1A1A1A"/>
+          <w:sz w:val="22"/>
+          <w:szCs w:val="20"/>
+        </w:rPr>
+        <w:t xml:space="preserve">7.</w:t>
+      </w:r>
+      <w:r>
+        <w:rPr>
+          <w:rFonts w:ascii="Avenir Next" w:hAnsi="Avenir Next" w:cs="Avenir Next" w:eastAsia="Avenir Next"/>
+          <w:color w:val="1A1A1A"/>
           <w:sz w:val="20"/>
           <w:szCs w:val="20"/>
         </w:rPr>
-        <w:t xml:space="preserve">7.</w:t>
-      </w:r>
-      <w:r>
-        <w:rPr>
-          <w:rFonts w:ascii="Avenir Next" w:hAnsi="Avenir Next" w:cs="Avenir Next" w:eastAsia="Avenir Next"/>
-          <w:color w:val="1A1A1A"/>
-          <w:sz w:val="20"/>
-          <w:szCs w:val="20"/>
-        </w:rPr>
         <w:tab/>
       </w:r>
       <w:r>
         <w:rPr>
           <w:rFonts w:ascii="Avenir Next" w:hAnsi="Avenir Next" w:cs="Avenir Next" w:eastAsia="Avenir Next"/>
           <w:color w:val="1A1A1A"/>
-          <w:sz w:val="20"/>
+          <w:sz w:val="22"/>
           <w:szCs w:val="20"/>
         </w:rPr>
         <w:t xml:space="preserve">Which number is greatest?</w:t>
@@ -3603,25 +3613,25 @@
                 <w:rFonts w:ascii="Avenir Next" w:hAnsi="Avenir Next" w:cs="Avenir Next" w:eastAsia="Avenir Next"/>
                 <w:b/>
                 <w:color w:val="003A70"/>
+                <w:sz w:val="22"/>
+                <w:szCs w:val="19"/>
+              </w:rPr>
+              <w:t xml:space="preserve">A</w:t>
+            </w:r>
+            <w:r>
+              <w:rPr>
+                <w:rFonts w:ascii="Avenir Next" w:hAnsi="Avenir Next" w:cs="Avenir Next" w:eastAsia="Avenir Next"/>
+                <w:color w:val="1A1A1A"/>
                 <w:sz w:val="19"/>
                 <w:szCs w:val="19"/>
               </w:rPr>
-              <w:t xml:space="preserve">A</w:t>
-            </w:r>
-            <w:r>
-              <w:rPr>
-                <w:rFonts w:ascii="Avenir Next" w:hAnsi="Avenir Next" w:cs="Avenir Next" w:eastAsia="Avenir Next"/>
-                <w:color w:val="1A1A1A"/>
-                <w:sz w:val="19"/>
-                <w:szCs w:val="19"/>
-              </w:rPr>
               <w:tab/>
             </w:r>
             <w:r>
               <w:rPr>
                 <w:rFonts w:ascii="Avenir Next" w:hAnsi="Avenir Next" w:cs="Avenir Next" w:eastAsia="Avenir Next"/>
                 <w:color w:val="1A1A1A"/>
-                <w:sz w:val="19"/>
+                <w:sz w:val="22"/>
                 <w:szCs w:val="19"/>
               </w:rPr>
               <w:t xml:space="preserve">−2.7</w:t>
@@ -3646,25 +3656,25 @@
                 <w:rFonts w:ascii="Avenir Next" w:hAnsi="Avenir Next" w:cs="Avenir Next" w:eastAsia="Avenir Next"/>
                 <w:b/>
                 <w:color w:val="003A70"/>
+                <w:sz w:val="22"/>
+                <w:szCs w:val="19"/>
+              </w:rPr>
+              <w:t xml:space="preserve">B</w:t>
+            </w:r>
+            <w:r>
+              <w:rPr>
+                <w:rFonts w:ascii="Avenir Next" w:hAnsi="Avenir Next" w:cs="Avenir Next" w:eastAsia="Avenir Next"/>
+                <w:color w:val="1A1A1A"/>
                 <w:sz w:val="19"/>
                 <w:szCs w:val="19"/>
               </w:rPr>
-              <w:t xml:space="preserve">B</w:t>
-            </w:r>
-            <w:r>
-              <w:rPr>
-                <w:rFonts w:ascii="Avenir Next" w:hAnsi="Avenir Next" w:cs="Avenir Next" w:eastAsia="Avenir Next"/>
-                <w:color w:val="1A1A1A"/>
-                <w:sz w:val="19"/>
-                <w:szCs w:val="19"/>
-              </w:rPr>
               <w:tab/>
             </w:r>
             <w:r>
               <w:rPr>
                 <w:rFonts w:ascii="Avenir Next" w:hAnsi="Avenir Next" w:cs="Avenir Next" w:eastAsia="Avenir Next"/>
                 <w:color w:val="1A1A1A"/>
-                <w:sz w:val="19"/>
+                <w:sz w:val="22"/>
                 <w:szCs w:val="19"/>
               </w:rPr>
               <w:t xml:space="preserve">−2.07</w:t>
@@ -3689,25 +3699,25 @@
                 <w:rFonts w:ascii="Avenir Next" w:hAnsi="Avenir Next" w:cs="Avenir Next" w:eastAsia="Avenir Next"/>
                 <w:b/>
                 <w:color w:val="003A70"/>
+                <w:sz w:val="22"/>
+                <w:szCs w:val="19"/>
+              </w:rPr>
+              <w:t xml:space="preserve">C</w:t>
+            </w:r>
+            <w:r>
+              <w:rPr>
+                <w:rFonts w:ascii="Avenir Next" w:hAnsi="Avenir Next" w:cs="Avenir Next" w:eastAsia="Avenir Next"/>
+                <w:color w:val="1A1A1A"/>
                 <w:sz w:val="19"/>
                 <w:szCs w:val="19"/>
               </w:rPr>
-              <w:t xml:space="preserve">C</w:t>
-            </w:r>
-            <w:r>
-              <w:rPr>
-                <w:rFonts w:ascii="Avenir Next" w:hAnsi="Avenir Next" w:cs="Avenir Next" w:eastAsia="Avenir Next"/>
-                <w:color w:val="1A1A1A"/>
-                <w:sz w:val="19"/>
-                <w:szCs w:val="19"/>
-              </w:rPr>
               <w:tab/>
             </w:r>
             <w:r>
               <w:rPr>
                 <w:rFonts w:ascii="Avenir Next" w:hAnsi="Avenir Next" w:cs="Avenir Next" w:eastAsia="Avenir Next"/>
                 <w:color w:val="1A1A1A"/>
-                <w:sz w:val="19"/>
+                <w:sz w:val="22"/>
                 <w:szCs w:val="19"/>
               </w:rPr>
               <w:t xml:space="preserve">−2.77</w:t>
@@ -3732,25 +3742,25 @@
                 <w:rFonts w:ascii="Avenir Next" w:hAnsi="Avenir Next" w:cs="Avenir Next" w:eastAsia="Avenir Next"/>
                 <w:b/>
                 <w:color w:val="003A70"/>
+                <w:sz w:val="22"/>
+                <w:szCs w:val="19"/>
+              </w:rPr>
+              <w:t xml:space="preserve">D</w:t>
+            </w:r>
+            <w:r>
+              <w:rPr>
+                <w:rFonts w:ascii="Avenir Next" w:hAnsi="Avenir Next" w:cs="Avenir Next" w:eastAsia="Avenir Next"/>
+                <w:color w:val="1A1A1A"/>
                 <w:sz w:val="19"/>
                 <w:szCs w:val="19"/>
               </w:rPr>
-              <w:t xml:space="preserve">D</w:t>
-            </w:r>
-            <w:r>
-              <w:rPr>
-                <w:rFonts w:ascii="Avenir Next" w:hAnsi="Avenir Next" w:cs="Avenir Next" w:eastAsia="Avenir Next"/>
-                <w:color w:val="1A1A1A"/>
-                <w:sz w:val="19"/>
-                <w:szCs w:val="19"/>
-              </w:rPr>
               <w:tab/>
             </w:r>
             <w:r>
               <w:rPr>
                 <w:rFonts w:ascii="Avenir Next" w:hAnsi="Avenir Next" w:cs="Avenir Next" w:eastAsia="Avenir Next"/>
                 <w:color w:val="1A1A1A"/>
-                <w:sz w:val="19"/>
+                <w:sz w:val="22"/>
                 <w:szCs w:val="19"/>
               </w:rPr>
               <w:t xml:space="preserve">−2.2</w:t>
@@ -3808,6 +3818,7 @@
           </w:tcPr>
           <w:p>
             <w:pPr>
+              <w:pStyle w:val="Heading2"/>
               <w:spacing w:before="0" w:after="0" w:line="240" w:lineRule="auto"/>
             </w:pPr>
             <w:r>
@@ -3845,7 +3856,7 @@
               <w:rPr>
                 <w:rFonts w:ascii="Avenir Next" w:hAnsi="Avenir Next" w:cs="Avenir Next" w:eastAsia="Avenir Next"/>
                 <w:color w:val="1A1A1A"/>
-                <w:sz w:val="17"/>
+                <w:sz w:val="22"/>
                 <w:szCs w:val="17"/>
               </w:rPr>
               <w:t xml:space="preserve">  I can do this on my own</w:t>
@@ -3874,7 +3885,7 @@
               <w:rPr>
                 <w:rFonts w:ascii="Avenir Next" w:hAnsi="Avenir Next" w:cs="Avenir Next" w:eastAsia="Avenir Next"/>
                 <w:color w:val="1A1A1A"/>
-                <w:sz w:val="17"/>
+                <w:sz w:val="22"/>
                 <w:szCs w:val="17"/>
               </w:rPr>
               <w:t xml:space="preserve">  I need a little help</w:t>
@@ -3903,7 +3914,7 @@
               <w:rPr>
                 <w:rFonts w:ascii="Avenir Next" w:hAnsi="Avenir Next" w:cs="Avenir Next" w:eastAsia="Avenir Next"/>
                 <w:color w:val="1A1A1A"/>
-                <w:sz w:val="17"/>
+                <w:sz w:val="22"/>
                 <w:szCs w:val="17"/>
               </w:rPr>
               <w:t xml:space="preserve">  I have a question about #</w:t>
@@ -3941,7 +3952,7 @@
         <w:rPr>
           <w:rFonts w:ascii="Avenir Next" w:hAnsi="Avenir Next" w:cs="Avenir Next" w:eastAsia="Avenir Next"/>
           <w:color w:val="5A5F66"/>
-          <w:sz w:val="17"/>
+          <w:sz w:val="22"/>
           <w:szCs w:val="17"/>
         </w:rPr>
         <w:t xml:space="preserve">List the low temperatures for three cold days with someone at home. Order them from coldest to warmest.</w:t>
@@ -4035,7 +4046,106 @@
               <w:sz w:val="15"/>
               <w:szCs w:val="15"/>
             </w:rPr>
-            <w:t xml:space="preserve">Lesson 7-4  ·  Homework Packet</w:t>
+            <w:t xml:space="preserve">7-4 · Page </w:t>
+          </w:r>
+          <w:r>
+            <w:rPr>
+              <w:rFonts w:ascii="Avenir Next" w:hAnsi="Avenir Next" w:cs="Avenir Next" w:eastAsia="Avenir Next"/>
+              <w:color w:val="5A5F66"/>
+              <w:sz w:val="15"/>
+              <w:szCs w:val="15"/>
+            </w:rPr>
+            <w:fldChar w:fldCharType="begin"/>
+          </w:r>
+          <w:r>
+            <w:rPr>
+              <w:rFonts w:ascii="Avenir Next" w:hAnsi="Avenir Next" w:cs="Avenir Next" w:eastAsia="Avenir Next"/>
+              <w:color w:val="5A5F66"/>
+              <w:sz w:val="15"/>
+              <w:szCs w:val="15"/>
+            </w:rPr>
+            <w:instrText xml:space="preserve"> PAGE </w:instrText>
+          </w:r>
+          <w:r>
+            <w:rPr>
+              <w:rFonts w:ascii="Avenir Next" w:hAnsi="Avenir Next" w:cs="Avenir Next" w:eastAsia="Avenir Next"/>
+              <w:color w:val="5A5F66"/>
+              <w:sz w:val="15"/>
+              <w:szCs w:val="15"/>
+            </w:rPr>
+            <w:fldChar w:fldCharType="separate"/>
+          </w:r>
+          <w:r>
+            <w:rPr>
+              <w:rFonts w:ascii="Avenir Next" w:hAnsi="Avenir Next" w:cs="Avenir Next" w:eastAsia="Avenir Next"/>
+              <w:color w:val="5A5F66"/>
+              <w:sz w:val="15"/>
+              <w:szCs w:val="15"/>
+            </w:rPr>
+            <w:t xml:space="preserve">1</w:t>
+          </w:r>
+          <w:r>
+            <w:rPr>
+              <w:rFonts w:ascii="Avenir Next" w:hAnsi="Avenir Next" w:cs="Avenir Next" w:eastAsia="Avenir Next"/>
+              <w:color w:val="5A5F66"/>
+              <w:sz w:val="15"/>
+              <w:szCs w:val="15"/>
+            </w:rPr>
+            <w:fldChar w:fldCharType="end"/>
+          </w:r>
+          <w:r>
+            <w:rPr>
+              <w:rFonts w:ascii="Avenir Next" w:hAnsi="Avenir Next" w:cs="Avenir Next" w:eastAsia="Avenir Next"/>
+              <w:color w:val="5A5F66"/>
+              <w:sz w:val="15"/>
+              <w:szCs w:val="15"/>
+            </w:rPr>
+            <w:t xml:space="preserve"> of </w:t>
+          </w:r>
+          <w:r>
+            <w:rPr>
+              <w:rFonts w:ascii="Avenir Next" w:hAnsi="Avenir Next" w:cs="Avenir Next" w:eastAsia="Avenir Next"/>
+              <w:color w:val="5A5F66"/>
+              <w:sz w:val="15"/>
+              <w:szCs w:val="15"/>
+            </w:rPr>
+            <w:fldChar w:fldCharType="begin"/>
+          </w:r>
+          <w:r>
+            <w:rPr>
+              <w:rFonts w:ascii="Avenir Next" w:hAnsi="Avenir Next" w:cs="Avenir Next" w:eastAsia="Avenir Next"/>
+              <w:color w:val="5A5F66"/>
+              <w:sz w:val="15"/>
+              <w:szCs w:val="15"/>
+            </w:rPr>
+            <w:instrText xml:space="preserve"> NUMPAGES </w:instrText>
+          </w:r>
+          <w:r>
+            <w:rPr>
+              <w:rFonts w:ascii="Avenir Next" w:hAnsi="Avenir Next" w:cs="Avenir Next" w:eastAsia="Avenir Next"/>
+              <w:color w:val="5A5F66"/>
+              <w:sz w:val="15"/>
+              <w:szCs w:val="15"/>
+            </w:rPr>
+            <w:fldChar w:fldCharType="separate"/>
+          </w:r>
+          <w:r>
+            <w:rPr>
+              <w:rFonts w:ascii="Avenir Next" w:hAnsi="Avenir Next" w:cs="Avenir Next" w:eastAsia="Avenir Next"/>
+              <w:color w:val="5A5F66"/>
+              <w:sz w:val="15"/>
+              <w:szCs w:val="15"/>
+            </w:rPr>
+            <w:t xml:space="preserve">1</w:t>
+          </w:r>
+          <w:r>
+            <w:rPr>
+              <w:rFonts w:ascii="Avenir Next" w:hAnsi="Avenir Next" w:cs="Avenir Next" w:eastAsia="Avenir Next"/>
+              <w:color w:val="5A5F66"/>
+              <w:sz w:val="15"/>
+              <w:szCs w:val="15"/>
+            </w:rPr>
+            <w:fldChar w:fldCharType="end"/>
           </w:r>
         </w:p>
       </w:tc>
@@ -4078,5 +4188,23 @@
       </w:tblCellMar>
     </w:tblPr>
   </w:style>
+  <w:style w:type="paragraph" w:styleId="Heading1">
+    <w:name w:val="heading 1"/>
+    <w:basedOn w:val="Normal"/>
+    <w:pPr>
+      <w:outlineLvl w:val="0"/>
+      <w:keepNext w:val="0"/>
+      <w:keepLines w:val="0"/>
+    </w:pPr>
+  </w:style>
+  <w:style w:type="paragraph" w:styleId="Heading2">
+    <w:name w:val="heading 2"/>
+    <w:basedOn w:val="Normal"/>
+    <w:pPr>
+      <w:outlineLvl w:val="1"/>
+      <w:keepNext w:val="0"/>
+      <w:keepLines w:val="0"/>
+    </w:pPr>
+  </w:style>
 </w:styles>
 </file>